--- a/public/rekap_b.docx
+++ b/public/rekap_b.docx
@@ -101,6 +101,7 @@
           <w:bCs/>
           <w:sz w:val="28"/>
           <w:szCs w:val="28"/>
+          <w:lang w:val="sv-SE"/>
         </w:rPr>
       </w:pPr>
       <w:r>
@@ -110,6 +111,7 @@
           <w:bCs/>
           <w:sz w:val="28"/>
           <w:szCs w:val="28"/>
+          <w:lang w:val="sv-SE"/>
         </w:rPr>
         <w:t>{namaSekolahUP}</w:t>
       </w:r>
@@ -166,55 +168,37 @@
     </w:p>
     <w:tbl>
       <w:tblPr>
-        <w:tblpPr w:leftFromText="180" w:rightFromText="180" w:vertAnchor="text" w:horzAnchor="margin" w:tblpY="-15"/>
-        <w:tblW w:w="14129" w:type="dxa"/>
-        <w:tblCellSpacing w:w="15" w:type="dxa"/>
-        <w:tblBorders>
-          <w:top w:val="single" w:sz="4" w:space="0" w:color="auto"/>
-          <w:left w:val="single" w:sz="4" w:space="0" w:color="auto"/>
-          <w:bottom w:val="single" w:sz="4" w:space="0" w:color="auto"/>
-          <w:right w:val="single" w:sz="4" w:space="0" w:color="auto"/>
-          <w:insideH w:val="single" w:sz="4" w:space="0" w:color="auto"/>
-          <w:insideV w:val="single" w:sz="4" w:space="0" w:color="auto"/>
-        </w:tblBorders>
-        <w:tblCellMar>
-          <w:top w:w="15" w:type="dxa"/>
-          <w:left w:w="15" w:type="dxa"/>
-          <w:bottom w:w="15" w:type="dxa"/>
-          <w:right w:w="15" w:type="dxa"/>
-        </w:tblCellMar>
+        <w:tblStyle w:val="TableGrid"/>
+        <w:tblW w:w="14170" w:type="dxa"/>
+        <w:tblLayout w:type="fixed"/>
         <w:tblLook w:val="04A0" w:firstRow="1" w:lastRow="0" w:firstColumn="1" w:lastColumn="0" w:noHBand="0" w:noVBand="1"/>
       </w:tblPr>
       <w:tblGrid>
-        <w:gridCol w:w="886"/>
-        <w:gridCol w:w="2086"/>
-        <w:gridCol w:w="1829"/>
-        <w:gridCol w:w="1728"/>
-        <w:gridCol w:w="737"/>
-        <w:gridCol w:w="1129"/>
-        <w:gridCol w:w="1173"/>
-        <w:gridCol w:w="1097"/>
-        <w:gridCol w:w="3464"/>
+        <w:gridCol w:w="562"/>
+        <w:gridCol w:w="2268"/>
+        <w:gridCol w:w="1843"/>
+        <w:gridCol w:w="1559"/>
+        <w:gridCol w:w="851"/>
+        <w:gridCol w:w="1276"/>
+        <w:gridCol w:w="1417"/>
+        <w:gridCol w:w="1134"/>
+        <w:gridCol w:w="3260"/>
       </w:tblGrid>
       <w:tr>
-        <w:trPr>
-          <w:tblCellSpacing w:w="15" w:type="dxa"/>
-        </w:trPr>
         <w:tc>
           <w:tcPr>
-            <w:tcW w:w="0" w:type="auto"/>
-            <w:shd w:val="clear" w:color="auto" w:fill="BDD6EE" w:themeFill="accent5" w:themeFillTint="66"/>
+            <w:tcW w:w="562" w:type="dxa"/>
+            <w:shd w:val="clear" w:color="auto" w:fill="9CC2E5" w:themeFill="accent5" w:themeFillTint="99"/>
             <w:vAlign w:val="center"/>
-            <w:hideMark/>
           </w:tcPr>
           <w:p>
             <w:pPr>
-              <w:spacing w:after="0"/>
               <w:jc w:val="center"/>
               <w:rPr>
                 <w:rFonts w:ascii="Times New Roman" w:hAnsi="Times New Roman" w:cs="Times New Roman"/>
                 <w:b/>
                 <w:bCs/>
+                <w:lang w:val="sv-SE"/>
               </w:rPr>
             </w:pPr>
             <w:r>
@@ -222,6 +206,7 @@
                 <w:rFonts w:ascii="Times New Roman" w:hAnsi="Times New Roman" w:cs="Times New Roman"/>
                 <w:b/>
                 <w:bCs/>
+                <w:lang w:val="sv-SE"/>
               </w:rPr>
               <w:t>No</w:t>
             </w:r>
@@ -229,18 +214,18 @@
         </w:tc>
         <w:tc>
           <w:tcPr>
-            <w:tcW w:w="2056" w:type="dxa"/>
-            <w:shd w:val="clear" w:color="auto" w:fill="BDD6EE" w:themeFill="accent5" w:themeFillTint="66"/>
+            <w:tcW w:w="2268" w:type="dxa"/>
+            <w:shd w:val="clear" w:color="auto" w:fill="9CC2E5" w:themeFill="accent5" w:themeFillTint="99"/>
             <w:vAlign w:val="center"/>
           </w:tcPr>
           <w:p>
             <w:pPr>
-              <w:spacing w:after="0"/>
               <w:jc w:val="center"/>
               <w:rPr>
                 <w:rFonts w:ascii="Times New Roman" w:hAnsi="Times New Roman" w:cs="Times New Roman"/>
                 <w:b/>
                 <w:bCs/>
+                <w:lang w:val="sv-SE"/>
               </w:rPr>
             </w:pPr>
             <w:r>
@@ -248,6 +233,7 @@
                 <w:rFonts w:ascii="Times New Roman" w:hAnsi="Times New Roman" w:cs="Times New Roman"/>
                 <w:b/>
                 <w:bCs/>
+                <w:lang w:val="sv-SE"/>
               </w:rPr>
               <w:t>NUPTK</w:t>
             </w:r>
@@ -255,19 +241,18 @@
         </w:tc>
         <w:tc>
           <w:tcPr>
-            <w:tcW w:w="1799" w:type="dxa"/>
-            <w:shd w:val="clear" w:color="auto" w:fill="BDD6EE" w:themeFill="accent5" w:themeFillTint="66"/>
+            <w:tcW w:w="1843" w:type="dxa"/>
+            <w:shd w:val="clear" w:color="auto" w:fill="9CC2E5" w:themeFill="accent5" w:themeFillTint="99"/>
             <w:vAlign w:val="center"/>
-            <w:hideMark/>
           </w:tcPr>
           <w:p>
             <w:pPr>
-              <w:spacing w:after="0"/>
               <w:jc w:val="center"/>
               <w:rPr>
                 <w:rFonts w:ascii="Times New Roman" w:hAnsi="Times New Roman" w:cs="Times New Roman"/>
                 <w:b/>
                 <w:bCs/>
+                <w:lang w:val="sv-SE"/>
               </w:rPr>
             </w:pPr>
             <w:r>
@@ -275,6 +260,7 @@
                 <w:rFonts w:ascii="Times New Roman" w:hAnsi="Times New Roman" w:cs="Times New Roman"/>
                 <w:b/>
                 <w:bCs/>
+                <w:lang w:val="sv-SE"/>
               </w:rPr>
               <w:t>Nama Guru</w:t>
             </w:r>
@@ -282,19 +268,18 @@
         </w:tc>
         <w:tc>
           <w:tcPr>
-            <w:tcW w:w="1698" w:type="dxa"/>
-            <w:shd w:val="clear" w:color="auto" w:fill="BDD6EE" w:themeFill="accent5" w:themeFillTint="66"/>
+            <w:tcW w:w="1559" w:type="dxa"/>
+            <w:shd w:val="clear" w:color="auto" w:fill="9CC2E5" w:themeFill="accent5" w:themeFillTint="99"/>
             <w:vAlign w:val="center"/>
-            <w:hideMark/>
           </w:tcPr>
           <w:p>
             <w:pPr>
-              <w:spacing w:after="0"/>
               <w:jc w:val="center"/>
               <w:rPr>
                 <w:rFonts w:ascii="Times New Roman" w:hAnsi="Times New Roman" w:cs="Times New Roman"/>
                 <w:b/>
                 <w:bCs/>
+                <w:lang w:val="sv-SE"/>
               </w:rPr>
             </w:pPr>
             <w:r>
@@ -302,6 +287,7 @@
                 <w:rFonts w:ascii="Times New Roman" w:hAnsi="Times New Roman" w:cs="Times New Roman"/>
                 <w:b/>
                 <w:bCs/>
+                <w:lang w:val="sv-SE"/>
               </w:rPr>
               <w:t>Mata Pelajaran</w:t>
             </w:r>
@@ -309,19 +295,18 @@
         </w:tc>
         <w:tc>
           <w:tcPr>
-            <w:tcW w:w="707" w:type="dxa"/>
-            <w:shd w:val="clear" w:color="auto" w:fill="BDD6EE" w:themeFill="accent5" w:themeFillTint="66"/>
+            <w:tcW w:w="851" w:type="dxa"/>
+            <w:shd w:val="clear" w:color="auto" w:fill="9CC2E5" w:themeFill="accent5" w:themeFillTint="99"/>
             <w:vAlign w:val="center"/>
-            <w:hideMark/>
           </w:tcPr>
           <w:p>
             <w:pPr>
-              <w:spacing w:after="0"/>
               <w:jc w:val="center"/>
               <w:rPr>
                 <w:rFonts w:ascii="Times New Roman" w:hAnsi="Times New Roman" w:cs="Times New Roman"/>
                 <w:b/>
                 <w:bCs/>
+                <w:lang w:val="sv-SE"/>
               </w:rPr>
             </w:pPr>
             <w:r>
@@ -329,6 +314,7 @@
                 <w:rFonts w:ascii="Times New Roman" w:hAnsi="Times New Roman" w:cs="Times New Roman"/>
                 <w:b/>
                 <w:bCs/>
+                <w:lang w:val="sv-SE"/>
               </w:rPr>
               <w:t>Total Skor</w:t>
             </w:r>
@@ -336,19 +322,18 @@
         </w:tc>
         <w:tc>
           <w:tcPr>
-            <w:tcW w:w="1099" w:type="dxa"/>
-            <w:shd w:val="clear" w:color="auto" w:fill="BDD6EE" w:themeFill="accent5" w:themeFillTint="66"/>
+            <w:tcW w:w="1276" w:type="dxa"/>
+            <w:shd w:val="clear" w:color="auto" w:fill="9CC2E5" w:themeFill="accent5" w:themeFillTint="99"/>
             <w:vAlign w:val="center"/>
-            <w:hideMark/>
           </w:tcPr>
           <w:p>
             <w:pPr>
-              <w:spacing w:after="0"/>
               <w:jc w:val="center"/>
               <w:rPr>
                 <w:rFonts w:ascii="Times New Roman" w:hAnsi="Times New Roman" w:cs="Times New Roman"/>
                 <w:b/>
                 <w:bCs/>
+                <w:lang w:val="sv-SE"/>
               </w:rPr>
             </w:pPr>
             <w:r>
@@ -356,6 +341,7 @@
                 <w:rFonts w:ascii="Times New Roman" w:hAnsi="Times New Roman" w:cs="Times New Roman"/>
                 <w:b/>
                 <w:bCs/>
+                <w:lang w:val="sv-SE"/>
               </w:rPr>
               <w:t>Skor Maksimal</w:t>
             </w:r>
@@ -363,19 +349,18 @@
         </w:tc>
         <w:tc>
           <w:tcPr>
-            <w:tcW w:w="1143" w:type="dxa"/>
-            <w:shd w:val="clear" w:color="auto" w:fill="BDD6EE" w:themeFill="accent5" w:themeFillTint="66"/>
+            <w:tcW w:w="1417" w:type="dxa"/>
+            <w:shd w:val="clear" w:color="auto" w:fill="9CC2E5" w:themeFill="accent5" w:themeFillTint="99"/>
             <w:vAlign w:val="center"/>
-            <w:hideMark/>
           </w:tcPr>
           <w:p>
             <w:pPr>
-              <w:spacing w:after="0"/>
               <w:jc w:val="center"/>
               <w:rPr>
                 <w:rFonts w:ascii="Times New Roman" w:hAnsi="Times New Roman" w:cs="Times New Roman"/>
                 <w:b/>
                 <w:bCs/>
+                <w:lang w:val="sv-SE"/>
               </w:rPr>
             </w:pPr>
             <w:r>
@@ -383,26 +368,26 @@
                 <w:rFonts w:ascii="Times New Roman" w:hAnsi="Times New Roman" w:cs="Times New Roman"/>
                 <w:b/>
                 <w:bCs/>
-              </w:rPr>
-              <w:t>Persentase</w:t>
+                <w:lang w:val="sv-SE"/>
+              </w:rPr>
+              <w:t>Presentase</w:t>
             </w:r>
           </w:p>
         </w:tc>
         <w:tc>
           <w:tcPr>
-            <w:tcW w:w="1067" w:type="dxa"/>
-            <w:shd w:val="clear" w:color="auto" w:fill="BDD6EE" w:themeFill="accent5" w:themeFillTint="66"/>
+            <w:tcW w:w="1134" w:type="dxa"/>
+            <w:shd w:val="clear" w:color="auto" w:fill="9CC2E5" w:themeFill="accent5" w:themeFillTint="99"/>
             <w:vAlign w:val="center"/>
-            <w:hideMark/>
           </w:tcPr>
           <w:p>
             <w:pPr>
-              <w:spacing w:after="0"/>
               <w:jc w:val="center"/>
               <w:rPr>
                 <w:rFonts w:ascii="Times New Roman" w:hAnsi="Times New Roman" w:cs="Times New Roman"/>
                 <w:b/>
                 <w:bCs/>
+                <w:lang w:val="sv-SE"/>
               </w:rPr>
             </w:pPr>
             <w:r>
@@ -410,6 +395,7 @@
                 <w:rFonts w:ascii="Times New Roman" w:hAnsi="Times New Roman" w:cs="Times New Roman"/>
                 <w:b/>
                 <w:bCs/>
+                <w:lang w:val="sv-SE"/>
               </w:rPr>
               <w:t>Predikat</w:t>
             </w:r>
@@ -417,19 +403,18 @@
         </w:tc>
         <w:tc>
           <w:tcPr>
-            <w:tcW w:w="3419" w:type="dxa"/>
-            <w:shd w:val="clear" w:color="auto" w:fill="BDD6EE" w:themeFill="accent5" w:themeFillTint="66"/>
+            <w:tcW w:w="3260" w:type="dxa"/>
+            <w:shd w:val="clear" w:color="auto" w:fill="9CC2E5" w:themeFill="accent5" w:themeFillTint="99"/>
             <w:vAlign w:val="center"/>
-            <w:hideMark/>
           </w:tcPr>
           <w:p>
             <w:pPr>
-              <w:spacing w:after="0"/>
               <w:jc w:val="center"/>
               <w:rPr>
                 <w:rFonts w:ascii="Times New Roman" w:hAnsi="Times New Roman" w:cs="Times New Roman"/>
                 <w:b/>
                 <w:bCs/>
+                <w:lang w:val="sv-SE"/>
               </w:rPr>
             </w:pPr>
             <w:r>
@@ -437,6 +422,7 @@
                 <w:rFonts w:ascii="Times New Roman" w:hAnsi="Times New Roman" w:cs="Times New Roman"/>
                 <w:b/>
                 <w:bCs/>
+                <w:lang w:val="sv-SE"/>
               </w:rPr>
               <w:t>Catatan Singkat Kepala Sekolah</w:t>
             </w:r>
@@ -444,53 +430,35 @@
         </w:tc>
       </w:tr>
       <w:tr>
-        <w:trPr>
-          <w:tblCellSpacing w:w="15" w:type="dxa"/>
-        </w:trPr>
         <w:tc>
           <w:tcPr>
-            <w:tcW w:w="0" w:type="auto"/>
+            <w:tcW w:w="562" w:type="dxa"/>
             <w:vAlign w:val="center"/>
           </w:tcPr>
           <w:p>
             <w:pPr>
-              <w:spacing w:after="0"/>
               <w:jc w:val="center"/>
               <w:rPr>
                 <w:rFonts w:ascii="Times New Roman" w:hAnsi="Times New Roman" w:cs="Times New Roman"/>
+                <w:lang w:val="sv-SE"/>
               </w:rPr>
             </w:pPr>
             <w:r>
               <w:rPr>
                 <w:rFonts w:ascii="Times New Roman" w:hAnsi="Times New Roman" w:cs="Times New Roman"/>
-              </w:rPr>
-              <w:t>{#guru}</w:t>
-            </w:r>
-          </w:p>
-          <w:p>
-            <w:pPr>
-              <w:spacing w:after="0"/>
-              <w:jc w:val="center"/>
-              <w:rPr>
-                <w:rFonts w:ascii="Times New Roman" w:hAnsi="Times New Roman" w:cs="Times New Roman"/>
-              </w:rPr>
-            </w:pPr>
-            <w:r>
-              <w:rPr>
-                <w:rFonts w:ascii="Times New Roman" w:hAnsi="Times New Roman" w:cs="Times New Roman"/>
-              </w:rPr>
-              <w:t>{no}</w:t>
+                <w:lang w:val="sv-SE"/>
+              </w:rPr>
+              <w:t>{#guru}{no}</w:t>
             </w:r>
           </w:p>
         </w:tc>
         <w:tc>
           <w:tcPr>
-            <w:tcW w:w="2056" w:type="dxa"/>
+            <w:tcW w:w="2268" w:type="dxa"/>
             <w:vAlign w:val="center"/>
           </w:tcPr>
           <w:p>
             <w:pPr>
-              <w:spacing w:after="0"/>
               <w:rPr>
                 <w:rFonts w:ascii="Times New Roman" w:hAnsi="Times New Roman" w:cs="Times New Roman"/>
                 <w:lang w:val="sv-SE"/>
@@ -501,18 +469,31 @@
                 <w:rFonts w:ascii="Times New Roman" w:hAnsi="Times New Roman" w:cs="Times New Roman"/>
                 <w:lang w:val="sv-SE"/>
               </w:rPr>
-              <w:t>{nuptk}</w:t>
+              <w:t>{</w:t>
+            </w:r>
+            <w:r>
+              <w:rPr>
+                <w:rFonts w:ascii="Times New Roman" w:hAnsi="Times New Roman" w:cs="Times New Roman"/>
+                <w:lang w:val="sv-SE"/>
+              </w:rPr>
+              <w:t>nuptk</w:t>
+            </w:r>
+            <w:r>
+              <w:rPr>
+                <w:rFonts w:ascii="Times New Roman" w:hAnsi="Times New Roman" w:cs="Times New Roman"/>
+                <w:lang w:val="sv-SE"/>
+              </w:rPr>
+              <w:t>}</w:t>
             </w:r>
           </w:p>
         </w:tc>
         <w:tc>
           <w:tcPr>
-            <w:tcW w:w="1799" w:type="dxa"/>
+            <w:tcW w:w="1843" w:type="dxa"/>
             <w:vAlign w:val="center"/>
           </w:tcPr>
           <w:p>
             <w:pPr>
-              <w:spacing w:after="0"/>
               <w:rPr>
                 <w:rFonts w:ascii="Times New Roman" w:hAnsi="Times New Roman" w:cs="Times New Roman"/>
                 <w:lang w:val="sv-SE"/>
@@ -521,47 +502,78 @@
             <w:r>
               <w:rPr>
                 <w:rFonts w:ascii="Times New Roman" w:hAnsi="Times New Roman" w:cs="Times New Roman"/>
-              </w:rPr>
-              <w:t>{nama}</w:t>
+                <w:lang w:val="sv-SE"/>
+              </w:rPr>
+              <w:t>{</w:t>
+            </w:r>
+            <w:r>
+              <w:rPr>
+                <w:rFonts w:ascii="Times New Roman" w:hAnsi="Times New Roman" w:cs="Times New Roman"/>
+                <w:lang w:val="sv-SE"/>
+              </w:rPr>
+              <w:t>nama</w:t>
+            </w:r>
+            <w:r>
+              <w:rPr>
+                <w:rFonts w:ascii="Times New Roman" w:hAnsi="Times New Roman" w:cs="Times New Roman"/>
+                <w:lang w:val="sv-SE"/>
+              </w:rPr>
+              <w:t>}</w:t>
             </w:r>
           </w:p>
         </w:tc>
         <w:tc>
           <w:tcPr>
-            <w:tcW w:w="1698" w:type="dxa"/>
+            <w:tcW w:w="1559" w:type="dxa"/>
             <w:vAlign w:val="center"/>
           </w:tcPr>
           <w:p>
             <w:pPr>
-              <w:spacing w:after="0"/>
-              <w:rPr>
-                <w:rFonts w:ascii="Times New Roman" w:hAnsi="Times New Roman" w:cs="Times New Roman"/>
+              <w:rPr>
+                <w:rFonts w:ascii="Times New Roman" w:hAnsi="Times New Roman" w:cs="Times New Roman"/>
+                <w:lang w:val="sv-SE"/>
               </w:rPr>
             </w:pPr>
             <w:r>
               <w:rPr>
                 <w:rFonts w:ascii="Times New Roman" w:hAnsi="Times New Roman" w:cs="Times New Roman"/>
-              </w:rPr>
-              <w:t>{mapel}</w:t>
+                <w:lang w:val="sv-SE"/>
+              </w:rPr>
+              <w:t>{</w:t>
+            </w:r>
+            <w:r>
+              <w:rPr>
+                <w:rFonts w:ascii="Times New Roman" w:hAnsi="Times New Roman" w:cs="Times New Roman"/>
+                <w:lang w:val="sv-SE"/>
+              </w:rPr>
+              <w:t>mapel</w:t>
+            </w:r>
+            <w:r>
+              <w:rPr>
+                <w:rFonts w:ascii="Times New Roman" w:hAnsi="Times New Roman" w:cs="Times New Roman"/>
+                <w:lang w:val="sv-SE"/>
+              </w:rPr>
+              <w:t>}</w:t>
             </w:r>
           </w:p>
         </w:tc>
         <w:tc>
           <w:tcPr>
-            <w:tcW w:w="707" w:type="dxa"/>
+            <w:tcW w:w="851" w:type="dxa"/>
             <w:vAlign w:val="center"/>
           </w:tcPr>
           <w:p>
             <w:pPr>
-              <w:spacing w:after="0"/>
               <w:jc w:val="center"/>
               <w:rPr>
                 <w:rFonts w:ascii="Times New Roman" w:hAnsi="Times New Roman" w:cs="Times New Roman"/>
+                <w:lang w:val="sv-SE"/>
               </w:rPr>
             </w:pPr>
             <w:r>
               <w:rPr>
                 <w:rFonts w:ascii="Times New Roman" w:hAnsi="Times New Roman" w:cs="Times New Roman"/>
+                <w:lang w:val="sv-SE"/>
               </w:rPr>
               <w:t>{total}</w:t>
             </w:r>
@@ -569,47 +581,78 @@
         </w:tc>
         <w:tc>
           <w:tcPr>
-            <w:tcW w:w="1099" w:type="dxa"/>
+            <w:tcW w:w="1276" w:type="dxa"/>
             <w:vAlign w:val="center"/>
           </w:tcPr>
           <w:p>
             <w:pPr>
-              <w:spacing w:after="0"/>
               <w:jc w:val="center"/>
               <w:rPr>
                 <w:rFonts w:ascii="Times New Roman" w:hAnsi="Times New Roman" w:cs="Times New Roman"/>
+                <w:lang w:val="sv-SE"/>
               </w:rPr>
             </w:pPr>
             <w:r>
               <w:rPr>
                 <w:rFonts w:ascii="Times New Roman" w:hAnsi="Times New Roman" w:cs="Times New Roman"/>
-              </w:rPr>
-              <w:t>20</w:t>
+                <w:lang w:val="sv-SE"/>
+              </w:rPr>
+              <w:t>{</w:t>
+            </w:r>
+            <w:r>
+              <w:rPr>
+                <w:rFonts w:ascii="Times New Roman" w:hAnsi="Times New Roman" w:cs="Times New Roman"/>
+                <w:lang w:val="sv-SE"/>
+              </w:rPr>
+              <w:t>skor_maksimal</w:t>
+            </w:r>
+            <w:r>
+              <w:rPr>
+                <w:rFonts w:ascii="Times New Roman" w:hAnsi="Times New Roman" w:cs="Times New Roman"/>
+                <w:lang w:val="sv-SE"/>
+              </w:rPr>
+              <w:t>}</w:t>
             </w:r>
           </w:p>
         </w:tc>
         <w:tc>
           <w:tcPr>
-            <w:tcW w:w="1143" w:type="dxa"/>
+            <w:tcW w:w="1417" w:type="dxa"/>
             <w:vAlign w:val="center"/>
           </w:tcPr>
           <w:p>
             <w:pPr>
-              <w:spacing w:after="0"/>
               <w:jc w:val="center"/>
               <w:rPr>
                 <w:rFonts w:ascii="Times New Roman" w:hAnsi="Times New Roman" w:cs="Times New Roman"/>
+                <w:lang w:val="sv-SE"/>
               </w:rPr>
             </w:pPr>
             <w:r>
               <w:rPr>
                 <w:rFonts w:ascii="Times New Roman" w:hAnsi="Times New Roman" w:cs="Times New Roman"/>
-              </w:rPr>
-              <w:t>{persen}</w:t>
-            </w:r>
-            <w:r>
-              <w:rPr>
-                <w:rFonts w:ascii="Times New Roman" w:hAnsi="Times New Roman" w:cs="Times New Roman"/>
+                <w:lang w:val="sv-SE"/>
+              </w:rPr>
+              <w:t>{</w:t>
+            </w:r>
+            <w:r>
+              <w:rPr>
+                <w:rFonts w:ascii="Times New Roman" w:hAnsi="Times New Roman" w:cs="Times New Roman"/>
+                <w:lang w:val="sv-SE"/>
+              </w:rPr>
+              <w:t>persen</w:t>
+            </w:r>
+            <w:r>
+              <w:rPr>
+                <w:rFonts w:ascii="Times New Roman" w:hAnsi="Times New Roman" w:cs="Times New Roman"/>
+                <w:lang w:val="sv-SE"/>
+              </w:rPr>
+              <w:t>}</w:t>
+            </w:r>
+            <w:r>
+              <w:rPr>
+                <w:rFonts w:ascii="Times New Roman" w:hAnsi="Times New Roman" w:cs="Times New Roman"/>
+                <w:lang w:val="sv-SE"/>
               </w:rPr>
               <w:t>%</w:t>
             </w:r>
@@ -617,32 +660,46 @@
         </w:tc>
         <w:tc>
           <w:tcPr>
-            <w:tcW w:w="1067" w:type="dxa"/>
+            <w:tcW w:w="1134" w:type="dxa"/>
             <w:vAlign w:val="center"/>
           </w:tcPr>
           <w:p>
             <w:pPr>
-              <w:spacing w:after="0"/>
-              <w:rPr>
-                <w:rFonts w:ascii="Times New Roman" w:hAnsi="Times New Roman" w:cs="Times New Roman"/>
+              <w:rPr>
+                <w:rFonts w:ascii="Times New Roman" w:hAnsi="Times New Roman" w:cs="Times New Roman"/>
+                <w:lang w:val="sv-SE"/>
               </w:rPr>
             </w:pPr>
             <w:r>
               <w:rPr>
                 <w:rFonts w:ascii="Times New Roman" w:hAnsi="Times New Roman" w:cs="Times New Roman"/>
-              </w:rPr>
-              <w:t>{predikat}</w:t>
+                <w:lang w:val="sv-SE"/>
+              </w:rPr>
+              <w:t>{</w:t>
+            </w:r>
+            <w:r>
+              <w:rPr>
+                <w:rFonts w:ascii="Times New Roman" w:hAnsi="Times New Roman" w:cs="Times New Roman"/>
+                <w:lang w:val="sv-SE"/>
+              </w:rPr>
+              <w:t>predikat</w:t>
+            </w:r>
+            <w:r>
+              <w:rPr>
+                <w:rFonts w:ascii="Times New Roman" w:hAnsi="Times New Roman" w:cs="Times New Roman"/>
+                <w:lang w:val="sv-SE"/>
+              </w:rPr>
+              <w:t>}</w:t>
             </w:r>
           </w:p>
         </w:tc>
         <w:tc>
           <w:tcPr>
-            <w:tcW w:w="3419" w:type="dxa"/>
+            <w:tcW w:w="3260" w:type="dxa"/>
             <w:vAlign w:val="center"/>
           </w:tcPr>
           <w:p>
             <w:pPr>
-              <w:spacing w:after="0"/>
               <w:rPr>
                 <w:rFonts w:ascii="Times New Roman" w:hAnsi="Times New Roman" w:cs="Times New Roman"/>
                 <w:lang w:val="sv-SE"/>
@@ -651,14 +708,37 @@
             <w:r>
               <w:rPr>
                 <w:rFonts w:ascii="Times New Roman" w:hAnsi="Times New Roman" w:cs="Times New Roman"/>
-              </w:rPr>
-              <w:t>{catatan_ks}</w:t>
-            </w:r>
-            <w:r>
-              <w:rPr>
-                <w:rFonts w:ascii="Times New Roman" w:hAnsi="Times New Roman" w:cs="Times New Roman"/>
-              </w:rPr>
-              <w:t>{/guru}</w:t>
+                <w:lang w:val="sv-SE"/>
+              </w:rPr>
+              <w:t>{</w:t>
+            </w:r>
+            <w:r>
+              <w:rPr>
+                <w:rFonts w:ascii="Times New Roman" w:hAnsi="Times New Roman" w:cs="Times New Roman"/>
+                <w:lang w:val="sv-SE"/>
+              </w:rPr>
+              <w:t>catatan_ks</w:t>
+            </w:r>
+            <w:r>
+              <w:rPr>
+                <w:rFonts w:ascii="Times New Roman" w:hAnsi="Times New Roman" w:cs="Times New Roman"/>
+                <w:lang w:val="sv-SE"/>
+              </w:rPr>
+              <w:t>}{</w:t>
+            </w:r>
+            <w:r>
+              <w:rPr>
+                <w:rFonts w:ascii="Times New Roman" w:hAnsi="Times New Roman" w:cs="Times New Roman"/>
+                <w:lang w:val="sv-SE"/>
+              </w:rPr>
+              <w:t>/guru</w:t>
+            </w:r>
+            <w:r>
+              <w:rPr>
+                <w:rFonts w:ascii="Times New Roman" w:hAnsi="Times New Roman" w:cs="Times New Roman"/>
+                <w:lang w:val="sv-SE"/>
+              </w:rPr>
+              <w:t>}</w:t>
             </w:r>
           </w:p>
         </w:tc>
@@ -729,26 +809,81 @@
           <w:lang w:val="sv-SE"/>
         </w:rPr>
       </w:pPr>
-      <w:r>
+    </w:p>
+    <w:p>
+      <w:pPr>
+        <w:spacing w:after="0"/>
         <w:rPr>
           <w:rFonts w:ascii="Times New Roman" w:hAnsi="Times New Roman" w:cs="Times New Roman"/>
           <w:b/>
           <w:bCs/>
           <w:lang w:val="sv-SE"/>
         </w:rPr>
+      </w:pPr>
+    </w:p>
+    <w:p>
+      <w:pPr>
+        <w:spacing w:after="0"/>
+        <w:rPr>
+          <w:rFonts w:ascii="Times New Roman" w:hAnsi="Times New Roman" w:cs="Times New Roman"/>
+          <w:b/>
+          <w:bCs/>
+          <w:lang w:val="sv-SE"/>
+        </w:rPr>
+      </w:pPr>
+    </w:p>
+    <w:p>
+      <w:pPr>
+        <w:spacing w:after="0"/>
+        <w:rPr>
+          <w:rFonts w:ascii="Times New Roman" w:hAnsi="Times New Roman" w:cs="Times New Roman"/>
+          <w:b/>
+          <w:bCs/>
+          <w:lang w:val="sv-SE"/>
+        </w:rPr>
+      </w:pPr>
+    </w:p>
+    <w:p>
+      <w:pPr>
+        <w:spacing w:after="0"/>
+        <w:rPr>
+          <w:rFonts w:ascii="Times New Roman" w:hAnsi="Times New Roman" w:cs="Times New Roman"/>
+          <w:b/>
+          <w:bCs/>
+          <w:lang w:val="sv-SE"/>
+        </w:rPr>
+      </w:pPr>
+    </w:p>
+    <w:p>
+      <w:pPr>
+        <w:spacing w:after="0"/>
+        <w:rPr>
+          <w:rFonts w:ascii="Times New Roman" w:hAnsi="Times New Roman" w:cs="Times New Roman"/>
+          <w:b/>
+          <w:bCs/>
+          <w:lang w:val="sv-SE"/>
+        </w:rPr>
+      </w:pPr>
+    </w:p>
+    <w:p>
+      <w:pPr>
+        <w:spacing w:after="0"/>
+        <w:rPr>
+          <w:rFonts w:ascii="Times New Roman" w:hAnsi="Times New Roman" w:cs="Times New Roman"/>
+          <w:b/>
+          <w:bCs/>
+          <w:lang w:val="sv-SE"/>
+        </w:rPr>
+      </w:pPr>
+      <w:r>
+        <w:rPr>
+          <w:rFonts w:ascii="Times New Roman" w:hAnsi="Times New Roman" w:cs="Times New Roman"/>
+          <w:b/>
+          <w:bCs/>
+          <w:lang w:val="sv-SE"/>
+        </w:rPr>
         <w:t>Ketentuan Penilaian</w:t>
       </w:r>
-    </w:p>
-    <w:p>
-      <w:pPr>
-        <w:spacing w:after="0"/>
-        <w:rPr>
-          <w:rFonts w:ascii="Times New Roman" w:hAnsi="Times New Roman" w:cs="Times New Roman"/>
-          <w:b/>
-          <w:bCs/>
-          <w:lang w:val="sv-SE"/>
-        </w:rPr>
-      </w:pPr>
     </w:p>
     <w:p>
       <w:pPr>
@@ -775,7 +910,7 @@
           <w:rFonts w:ascii="Times New Roman" w:hAnsi="Times New Roman" w:cs="Times New Roman"/>
           <w:lang w:val="sv-SE"/>
         </w:rPr>
-        <w:t>5</w:t>
+        <w:t>15</w:t>
       </w:r>
     </w:p>
     <w:p>
@@ -845,7 +980,7 @@
           <w:rFonts w:ascii="Times New Roman" w:hAnsi="Times New Roman" w:cs="Times New Roman"/>
           <w:lang w:val="sv-SE"/>
         </w:rPr>
-        <w:t>2</w:t>
+        <w:t>6</w:t>
       </w:r>
       <w:r>
         <w:rPr>
@@ -876,17 +1011,6 @@
           <w:lang w:val="sv-SE"/>
         </w:rPr>
       </w:pPr>
-    </w:p>
-    <w:p>
-      <w:pPr>
-        <w:spacing w:after="0"/>
-        <w:rPr>
-          <w:rFonts w:ascii="Times New Roman" w:hAnsi="Times New Roman" w:cs="Times New Roman"/>
-          <w:b/>
-          <w:bCs/>
-          <w:lang w:val="sv-SE"/>
-        </w:rPr>
-      </w:pPr>
       <w:r>
         <w:rPr>
           <w:rFonts w:ascii="Times New Roman" w:hAnsi="Times New Roman" w:cs="Times New Roman"/>
@@ -902,17 +1026,6 @@
         <w:spacing w:after="0"/>
         <w:rPr>
           <w:rFonts w:ascii="Times New Roman" w:hAnsi="Times New Roman" w:cs="Times New Roman"/>
-          <w:b/>
-          <w:bCs/>
-          <w:lang w:val="sv-SE"/>
-        </w:rPr>
-      </w:pPr>
-    </w:p>
-    <w:p>
-      <w:pPr>
-        <w:spacing w:after="0"/>
-        <w:rPr>
-          <w:rFonts w:ascii="Times New Roman" w:hAnsi="Times New Roman" w:cs="Times New Roman"/>
         </w:rPr>
       </w:pPr>
       <w:r>
@@ -925,7 +1038,7 @@
         <w:rPr>
           <w:rFonts w:ascii="Times New Roman" w:hAnsi="Times New Roman" w:cs="Times New Roman"/>
         </w:rPr>
-        <w:t>2</w:t>
+        <w:t>6</w:t>
       </w:r>
       <w:r>
         <w:rPr>
@@ -933,17 +1046,6 @@
         </w:rPr>
         <w:t>0) × 100%</w:t>
       </w:r>
-    </w:p>
-    <w:p>
-      <w:pPr>
-        <w:spacing w:after="0"/>
-        <w:rPr>
-          <w:rFonts w:ascii="Times New Roman" w:hAnsi="Times New Roman" w:cs="Times New Roman"/>
-          <w:b/>
-          <w:bCs/>
-          <w:lang w:val="sv-SE"/>
-        </w:rPr>
-      </w:pPr>
     </w:p>
     <w:p>
       <w:pPr>
@@ -995,7 +1097,6 @@
                 <w:bCs/>
                 <w:lang w:val="sv-SE"/>
               </w:rPr>
-              <w:lastRenderedPageBreak/>
               <w:t>Kriteria Predikat</w:t>
             </w:r>
           </w:p>
@@ -1011,44 +1112,23 @@
           </w:p>
           <w:tbl>
             <w:tblPr>
+              <w:tblStyle w:val="TableGrid"/>
               <w:tblW w:w="0" w:type="auto"/>
-              <w:tblCellSpacing w:w="15" w:type="dxa"/>
-              <w:tblBorders>
-                <w:top w:val="single" w:sz="4" w:space="0" w:color="auto"/>
-                <w:left w:val="single" w:sz="4" w:space="0" w:color="auto"/>
-                <w:bottom w:val="single" w:sz="4" w:space="0" w:color="auto"/>
-                <w:right w:val="single" w:sz="4" w:space="0" w:color="auto"/>
-                <w:insideH w:val="single" w:sz="4" w:space="0" w:color="auto"/>
-                <w:insideV w:val="single" w:sz="4" w:space="0" w:color="auto"/>
-              </w:tblBorders>
-              <w:tblCellMar>
-                <w:top w:w="15" w:type="dxa"/>
-                <w:left w:w="15" w:type="dxa"/>
-                <w:bottom w:w="15" w:type="dxa"/>
-                <w:right w:w="15" w:type="dxa"/>
-              </w:tblCellMar>
               <w:tblLook w:val="04A0" w:firstRow="1" w:lastRow="0" w:firstColumn="1" w:lastColumn="0" w:noHBand="0" w:noVBand="1"/>
             </w:tblPr>
             <w:tblGrid>
               <w:gridCol w:w="1308"/>
-              <w:gridCol w:w="1276"/>
+              <w:gridCol w:w="1309"/>
               <w:gridCol w:w="1842"/>
             </w:tblGrid>
             <w:tr>
-              <w:trPr>
-                <w:tblCellSpacing w:w="15" w:type="dxa"/>
-              </w:trPr>
               <w:tc>
                 <w:tcPr>
-                  <w:tcW w:w="1263" w:type="dxa"/>
-                  <w:shd w:val="clear" w:color="auto" w:fill="BDD6EE" w:themeFill="accent5" w:themeFillTint="66"/>
-                  <w:vAlign w:val="center"/>
-                  <w:hideMark/>
+                  <w:tcW w:w="1308" w:type="dxa"/>
+                  <w:shd w:val="clear" w:color="auto" w:fill="9CC2E5" w:themeFill="accent5" w:themeFillTint="99"/>
                 </w:tcPr>
                 <w:p>
                   <w:pPr>
-                    <w:spacing w:after="0"/>
-                    <w:jc w:val="center"/>
                     <w:rPr>
                       <w:rFonts w:ascii="Times New Roman" w:hAnsi="Times New Roman" w:cs="Times New Roman"/>
                       <w:b/>
@@ -1069,14 +1149,11 @@
               </w:tc>
               <w:tc>
                 <w:tcPr>
-                  <w:tcW w:w="1246" w:type="dxa"/>
-                  <w:shd w:val="clear" w:color="auto" w:fill="BDD6EE" w:themeFill="accent5" w:themeFillTint="66"/>
-                  <w:vAlign w:val="center"/>
+                  <w:tcW w:w="1309" w:type="dxa"/>
+                  <w:shd w:val="clear" w:color="auto" w:fill="9CC2E5" w:themeFill="accent5" w:themeFillTint="99"/>
                 </w:tcPr>
                 <w:p>
                   <w:pPr>
-                    <w:spacing w:after="0"/>
-                    <w:jc w:val="center"/>
                     <w:rPr>
                       <w:rFonts w:ascii="Times New Roman" w:hAnsi="Times New Roman" w:cs="Times New Roman"/>
                       <w:b/>
@@ -1097,15 +1174,11 @@
               </w:tc>
               <w:tc>
                 <w:tcPr>
-                  <w:tcW w:w="1797" w:type="dxa"/>
-                  <w:shd w:val="clear" w:color="auto" w:fill="BDD6EE" w:themeFill="accent5" w:themeFillTint="66"/>
-                  <w:vAlign w:val="center"/>
-                  <w:hideMark/>
+                  <w:tcW w:w="1842" w:type="dxa"/>
+                  <w:shd w:val="clear" w:color="auto" w:fill="9CC2E5" w:themeFill="accent5" w:themeFillTint="99"/>
                 </w:tcPr>
                 <w:p>
                   <w:pPr>
-                    <w:spacing w:after="0"/>
-                    <w:jc w:val="center"/>
                     <w:rPr>
                       <w:rFonts w:ascii="Times New Roman" w:hAnsi="Times New Roman" w:cs="Times New Roman"/>
                       <w:b/>
@@ -1126,17 +1199,12 @@
               </w:tc>
             </w:tr>
             <w:tr>
-              <w:trPr>
-                <w:tblCellSpacing w:w="15" w:type="dxa"/>
-              </w:trPr>
               <w:tc>
                 <w:tcPr>
-                  <w:tcW w:w="1263" w:type="dxa"/>
-                  <w:vAlign w:val="center"/>
+                  <w:tcW w:w="1308" w:type="dxa"/>
                 </w:tcPr>
                 <w:p>
                   <w:pPr>
-                    <w:spacing w:after="0"/>
                     <w:rPr>
                       <w:rFonts w:ascii="Times New Roman" w:hAnsi="Times New Roman" w:cs="Times New Roman"/>
                       <w:lang w:val="sv-SE"/>
@@ -1147,18 +1215,16 @@
                       <w:rFonts w:ascii="Times New Roman" w:hAnsi="Times New Roman" w:cs="Times New Roman"/>
                       <w:lang w:val="sv-SE"/>
                     </w:rPr>
-                    <w:t>17-20</w:t>
+                    <w:t>49-60</w:t>
                   </w:r>
                 </w:p>
               </w:tc>
               <w:tc>
                 <w:tcPr>
-                  <w:tcW w:w="1246" w:type="dxa"/>
-                  <w:vAlign w:val="center"/>
+                  <w:tcW w:w="1309" w:type="dxa"/>
                 </w:tcPr>
                 <w:p>
                   <w:pPr>
-                    <w:spacing w:after="0"/>
                     <w:rPr>
                       <w:rFonts w:ascii="Times New Roman" w:hAnsi="Times New Roman" w:cs="Times New Roman"/>
                       <w:lang w:val="sv-SE"/>
@@ -1169,19 +1235,16 @@
                       <w:rFonts w:ascii="Times New Roman" w:hAnsi="Times New Roman" w:cs="Times New Roman"/>
                       <w:lang w:val="sv-SE"/>
                     </w:rPr>
-                    <w:t>85-100%</w:t>
+                    <w:t>81%-100%</w:t>
                   </w:r>
                 </w:p>
               </w:tc>
               <w:tc>
                 <w:tcPr>
-                  <w:tcW w:w="1797" w:type="dxa"/>
-                  <w:vAlign w:val="center"/>
-                  <w:hideMark/>
+                  <w:tcW w:w="1842" w:type="dxa"/>
                 </w:tcPr>
                 <w:p>
                   <w:pPr>
-                    <w:spacing w:after="0"/>
                     <w:rPr>
                       <w:rFonts w:ascii="Times New Roman" w:hAnsi="Times New Roman" w:cs="Times New Roman"/>
                       <w:lang w:val="sv-SE"/>
@@ -1198,17 +1261,12 @@
               </w:tc>
             </w:tr>
             <w:tr>
-              <w:trPr>
-                <w:tblCellSpacing w:w="15" w:type="dxa"/>
-              </w:trPr>
               <w:tc>
                 <w:tcPr>
-                  <w:tcW w:w="1263" w:type="dxa"/>
-                  <w:vAlign w:val="center"/>
+                  <w:tcW w:w="1308" w:type="dxa"/>
                 </w:tcPr>
                 <w:p>
                   <w:pPr>
-                    <w:spacing w:after="0"/>
                     <w:rPr>
                       <w:rFonts w:ascii="Times New Roman" w:hAnsi="Times New Roman" w:cs="Times New Roman"/>
                       <w:lang w:val="sv-SE"/>
@@ -1219,18 +1277,16 @@
                       <w:rFonts w:ascii="Times New Roman" w:hAnsi="Times New Roman" w:cs="Times New Roman"/>
                       <w:lang w:val="sv-SE"/>
                     </w:rPr>
-                    <w:t>13-16</w:t>
+                    <w:t>37-48</w:t>
                   </w:r>
                 </w:p>
               </w:tc>
               <w:tc>
                 <w:tcPr>
-                  <w:tcW w:w="1246" w:type="dxa"/>
-                  <w:vAlign w:val="center"/>
+                  <w:tcW w:w="1309" w:type="dxa"/>
                 </w:tcPr>
                 <w:p>
                   <w:pPr>
-                    <w:spacing w:after="0"/>
                     <w:rPr>
                       <w:rFonts w:ascii="Times New Roman" w:hAnsi="Times New Roman" w:cs="Times New Roman"/>
                       <w:lang w:val="sv-SE"/>
@@ -1241,40 +1297,16 @@
                       <w:rFonts w:ascii="Times New Roman" w:hAnsi="Times New Roman" w:cs="Times New Roman"/>
                       <w:lang w:val="sv-SE"/>
                     </w:rPr>
-                    <w:t>86</w:t>
-                  </w:r>
-                  <w:r>
-                    <w:rPr>
-                      <w:rFonts w:ascii="Times New Roman" w:hAnsi="Times New Roman" w:cs="Times New Roman"/>
-                      <w:lang w:val="sv-SE"/>
-                    </w:rPr>
-                    <w:t>–</w:t>
-                  </w:r>
-                  <w:r>
-                    <w:rPr>
-                      <w:rFonts w:ascii="Times New Roman" w:hAnsi="Times New Roman" w:cs="Times New Roman"/>
-                      <w:lang w:val="sv-SE"/>
-                    </w:rPr>
-                    <w:t>80</w:t>
-                  </w:r>
-                  <w:r>
-                    <w:rPr>
-                      <w:rFonts w:ascii="Times New Roman" w:hAnsi="Times New Roman" w:cs="Times New Roman"/>
-                      <w:lang w:val="sv-SE"/>
-                    </w:rPr>
-                    <w:t>%</w:t>
+                    <w:t>61%-80%</w:t>
                   </w:r>
                 </w:p>
               </w:tc>
               <w:tc>
                 <w:tcPr>
-                  <w:tcW w:w="1797" w:type="dxa"/>
-                  <w:vAlign w:val="center"/>
-                  <w:hideMark/>
+                  <w:tcW w:w="1842" w:type="dxa"/>
                 </w:tcPr>
                 <w:p>
                   <w:pPr>
-                    <w:spacing w:after="0"/>
                     <w:rPr>
                       <w:rFonts w:ascii="Times New Roman" w:hAnsi="Times New Roman" w:cs="Times New Roman"/>
                       <w:lang w:val="sv-SE"/>
@@ -1291,17 +1323,12 @@
               </w:tc>
             </w:tr>
             <w:tr>
-              <w:trPr>
-                <w:tblCellSpacing w:w="15" w:type="dxa"/>
-              </w:trPr>
               <w:tc>
                 <w:tcPr>
-                  <w:tcW w:w="1263" w:type="dxa"/>
-                  <w:vAlign w:val="center"/>
+                  <w:tcW w:w="1308" w:type="dxa"/>
                 </w:tcPr>
                 <w:p>
                   <w:pPr>
-                    <w:spacing w:after="0"/>
                     <w:rPr>
                       <w:rFonts w:ascii="Times New Roman" w:hAnsi="Times New Roman" w:cs="Times New Roman"/>
                       <w:lang w:val="sv-SE"/>
@@ -1312,18 +1339,16 @@
                       <w:rFonts w:ascii="Times New Roman" w:hAnsi="Times New Roman" w:cs="Times New Roman"/>
                       <w:lang w:val="sv-SE"/>
                     </w:rPr>
-                    <w:t>9-12</w:t>
+                    <w:t>25-36</w:t>
                   </w:r>
                 </w:p>
               </w:tc>
               <w:tc>
                 <w:tcPr>
-                  <w:tcW w:w="1246" w:type="dxa"/>
-                  <w:vAlign w:val="center"/>
+                  <w:tcW w:w="1309" w:type="dxa"/>
                 </w:tcPr>
                 <w:p>
                   <w:pPr>
-                    <w:spacing w:after="0"/>
                     <w:rPr>
                       <w:rFonts w:ascii="Times New Roman" w:hAnsi="Times New Roman" w:cs="Times New Roman"/>
                       <w:lang w:val="sv-SE"/>
@@ -1334,40 +1359,16 @@
                       <w:rFonts w:ascii="Times New Roman" w:hAnsi="Times New Roman" w:cs="Times New Roman"/>
                       <w:lang w:val="sv-SE"/>
                     </w:rPr>
-                    <w:t>45</w:t>
-                  </w:r>
-                  <w:r>
-                    <w:rPr>
-                      <w:rFonts w:ascii="Times New Roman" w:hAnsi="Times New Roman" w:cs="Times New Roman"/>
-                      <w:lang w:val="sv-SE"/>
-                    </w:rPr>
-                    <w:t>–</w:t>
-                  </w:r>
-                  <w:r>
-                    <w:rPr>
-                      <w:rFonts w:ascii="Times New Roman" w:hAnsi="Times New Roman" w:cs="Times New Roman"/>
-                      <w:lang w:val="sv-SE"/>
-                    </w:rPr>
-                    <w:t>60</w:t>
-                  </w:r>
-                  <w:r>
-                    <w:rPr>
-                      <w:rFonts w:ascii="Times New Roman" w:hAnsi="Times New Roman" w:cs="Times New Roman"/>
-                      <w:lang w:val="sv-SE"/>
-                    </w:rPr>
-                    <w:t>%</w:t>
+                    <w:t>41%-60%</w:t>
                   </w:r>
                 </w:p>
               </w:tc>
               <w:tc>
                 <w:tcPr>
-                  <w:tcW w:w="1797" w:type="dxa"/>
-                  <w:vAlign w:val="center"/>
-                  <w:hideMark/>
+                  <w:tcW w:w="1842" w:type="dxa"/>
                 </w:tcPr>
                 <w:p>
                   <w:pPr>
-                    <w:spacing w:after="0"/>
                     <w:rPr>
                       <w:rFonts w:ascii="Times New Roman" w:hAnsi="Times New Roman" w:cs="Times New Roman"/>
                       <w:lang w:val="sv-SE"/>
@@ -1384,17 +1385,12 @@
               </w:tc>
             </w:tr>
             <w:tr>
-              <w:trPr>
-                <w:tblCellSpacing w:w="15" w:type="dxa"/>
-              </w:trPr>
               <w:tc>
                 <w:tcPr>
-                  <w:tcW w:w="1263" w:type="dxa"/>
-                  <w:vAlign w:val="center"/>
+                  <w:tcW w:w="1308" w:type="dxa"/>
                 </w:tcPr>
                 <w:p>
                   <w:pPr>
-                    <w:spacing w:after="0"/>
                     <w:rPr>
                       <w:rFonts w:ascii="Times New Roman" w:hAnsi="Times New Roman" w:cs="Times New Roman"/>
                       <w:lang w:val="sv-SE"/>
@@ -1405,18 +1401,16 @@
                       <w:rFonts w:ascii="Times New Roman" w:hAnsi="Times New Roman" w:cs="Times New Roman"/>
                       <w:lang w:val="sv-SE"/>
                     </w:rPr>
-                    <w:t>0-8</w:t>
+                    <w:t>0-24</w:t>
                   </w:r>
                 </w:p>
               </w:tc>
               <w:tc>
                 <w:tcPr>
-                  <w:tcW w:w="1246" w:type="dxa"/>
-                  <w:vAlign w:val="center"/>
+                  <w:tcW w:w="1309" w:type="dxa"/>
                 </w:tcPr>
                 <w:p>
                   <w:pPr>
-                    <w:spacing w:after="0"/>
                     <w:rPr>
                       <w:rFonts w:ascii="Times New Roman" w:hAnsi="Times New Roman" w:cs="Times New Roman"/>
                       <w:lang w:val="sv-SE"/>
@@ -1427,26 +1421,16 @@
                       <w:rFonts w:ascii="Times New Roman" w:hAnsi="Times New Roman" w:cs="Times New Roman"/>
                       <w:lang w:val="sv-SE"/>
                     </w:rPr>
-                    <w:t>0-4</w:t>
-                  </w:r>
-                  <w:r>
-                    <w:rPr>
-                      <w:rFonts w:ascii="Times New Roman" w:hAnsi="Times New Roman" w:cs="Times New Roman"/>
-                      <w:lang w:val="sv-SE"/>
-                    </w:rPr>
-                    <w:t>0%</w:t>
+                    <w:t>0%-40%</w:t>
                   </w:r>
                 </w:p>
               </w:tc>
               <w:tc>
                 <w:tcPr>
-                  <w:tcW w:w="1797" w:type="dxa"/>
-                  <w:vAlign w:val="center"/>
-                  <w:hideMark/>
+                  <w:tcW w:w="1842" w:type="dxa"/>
                 </w:tcPr>
                 <w:p>
                   <w:pPr>
-                    <w:spacing w:after="0"/>
                     <w:rPr>
                       <w:rFonts w:ascii="Times New Roman" w:hAnsi="Times New Roman" w:cs="Times New Roman"/>
                       <w:lang w:val="sv-SE"/>
@@ -1463,6 +1447,26 @@
               </w:tc>
             </w:tr>
           </w:tbl>
+          <w:p>
+            <w:pPr>
+              <w:rPr>
+                <w:rFonts w:ascii="Times New Roman" w:hAnsi="Times New Roman" w:cs="Times New Roman"/>
+                <w:b/>
+                <w:bCs/>
+                <w:lang w:val="sv-SE"/>
+              </w:rPr>
+            </w:pPr>
+          </w:p>
+          <w:p>
+            <w:pPr>
+              <w:rPr>
+                <w:rFonts w:ascii="Times New Roman" w:hAnsi="Times New Roman" w:cs="Times New Roman"/>
+                <w:b/>
+                <w:bCs/>
+                <w:lang w:val="sv-SE"/>
+              </w:rPr>
+            </w:pPr>
+          </w:p>
           <w:p>
             <w:pPr>
               <w:rPr>
@@ -1509,43 +1513,22 @@
           </w:p>
           <w:tbl>
             <w:tblPr>
+              <w:tblStyle w:val="TableGrid"/>
               <w:tblW w:w="0" w:type="auto"/>
-              <w:tblCellSpacing w:w="15" w:type="dxa"/>
-              <w:tblBorders>
-                <w:top w:val="single" w:sz="4" w:space="0" w:color="auto"/>
-                <w:left w:val="single" w:sz="4" w:space="0" w:color="auto"/>
-                <w:bottom w:val="single" w:sz="4" w:space="0" w:color="auto"/>
-                <w:right w:val="single" w:sz="4" w:space="0" w:color="auto"/>
-                <w:insideH w:val="single" w:sz="4" w:space="0" w:color="auto"/>
-                <w:insideV w:val="single" w:sz="4" w:space="0" w:color="auto"/>
-              </w:tblBorders>
-              <w:tblCellMar>
-                <w:top w:w="15" w:type="dxa"/>
-                <w:left w:w="15" w:type="dxa"/>
-                <w:bottom w:w="15" w:type="dxa"/>
-                <w:right w:w="15" w:type="dxa"/>
-              </w:tblCellMar>
               <w:tblLook w:val="04A0" w:firstRow="1" w:lastRow="0" w:firstColumn="1" w:lastColumn="0" w:noHBand="0" w:noVBand="1"/>
             </w:tblPr>
             <w:tblGrid>
-              <w:gridCol w:w="3547"/>
-              <w:gridCol w:w="2238"/>
+              <w:gridCol w:w="3688"/>
+              <w:gridCol w:w="2977"/>
             </w:tblGrid>
             <w:tr>
-              <w:trPr>
-                <w:tblCellSpacing w:w="15" w:type="dxa"/>
-              </w:trPr>
               <w:tc>
                 <w:tcPr>
-                  <w:tcW w:w="3502" w:type="dxa"/>
-                  <w:shd w:val="clear" w:color="auto" w:fill="BDD6EE" w:themeFill="accent5" w:themeFillTint="66"/>
-                  <w:vAlign w:val="center"/>
-                  <w:hideMark/>
+                  <w:tcW w:w="3688" w:type="dxa"/>
+                  <w:shd w:val="clear" w:color="auto" w:fill="9CC2E5" w:themeFill="accent5" w:themeFillTint="99"/>
                 </w:tcPr>
                 <w:p>
                   <w:pPr>
-                    <w:spacing w:after="0"/>
-                    <w:jc w:val="center"/>
                     <w:rPr>
                       <w:rFonts w:ascii="Times New Roman" w:hAnsi="Times New Roman" w:cs="Times New Roman"/>
                       <w:b/>
@@ -1566,15 +1549,11 @@
               </w:tc>
               <w:tc>
                 <w:tcPr>
-                  <w:tcW w:w="2193" w:type="dxa"/>
-                  <w:shd w:val="clear" w:color="auto" w:fill="BDD6EE" w:themeFill="accent5" w:themeFillTint="66"/>
-                  <w:vAlign w:val="center"/>
-                  <w:hideMark/>
+                  <w:tcW w:w="2977" w:type="dxa"/>
+                  <w:shd w:val="clear" w:color="auto" w:fill="9CC2E5" w:themeFill="accent5" w:themeFillTint="99"/>
                 </w:tcPr>
                 <w:p>
                   <w:pPr>
-                    <w:spacing w:after="0"/>
-                    <w:jc w:val="center"/>
                     <w:rPr>
                       <w:rFonts w:ascii="Times New Roman" w:hAnsi="Times New Roman" w:cs="Times New Roman"/>
                       <w:b/>
@@ -1595,20 +1574,17 @@
               </w:tc>
             </w:tr>
             <w:tr>
-              <w:trPr>
-                <w:tblCellSpacing w:w="15" w:type="dxa"/>
-              </w:trPr>
               <w:tc>
                 <w:tcPr>
-                  <w:tcW w:w="3502" w:type="dxa"/>
+                  <w:tcW w:w="3688" w:type="dxa"/>
                   <w:vAlign w:val="center"/>
-                  <w:hideMark/>
                 </w:tcPr>
                 <w:p>
                   <w:pPr>
-                    <w:spacing w:after="0"/>
-                    <w:rPr>
-                      <w:rFonts w:ascii="Times New Roman" w:hAnsi="Times New Roman" w:cs="Times New Roman"/>
+                    <w:rPr>
+                      <w:rFonts w:ascii="Times New Roman" w:hAnsi="Times New Roman" w:cs="Times New Roman"/>
+                      <w:b/>
+                      <w:bCs/>
                       <w:lang w:val="sv-SE"/>
                     </w:rPr>
                   </w:pPr>
@@ -1623,15 +1599,15 @@
               </w:tc>
               <w:tc>
                 <w:tcPr>
-                  <w:tcW w:w="2193" w:type="dxa"/>
+                  <w:tcW w:w="2977" w:type="dxa"/>
                   <w:vAlign w:val="center"/>
-                  <w:hideMark/>
                 </w:tcPr>
                 <w:p>
                   <w:pPr>
-                    <w:spacing w:after="0"/>
-                    <w:rPr>
-                      <w:rFonts w:ascii="Times New Roman" w:hAnsi="Times New Roman" w:cs="Times New Roman"/>
+                    <w:rPr>
+                      <w:rFonts w:ascii="Times New Roman" w:hAnsi="Times New Roman" w:cs="Times New Roman"/>
+                      <w:b/>
+                      <w:bCs/>
                       <w:lang w:val="sv-SE"/>
                     </w:rPr>
                   </w:pPr>
@@ -1645,20 +1621,17 @@
               </w:tc>
             </w:tr>
             <w:tr>
-              <w:trPr>
-                <w:tblCellSpacing w:w="15" w:type="dxa"/>
-              </w:trPr>
               <w:tc>
                 <w:tcPr>
-                  <w:tcW w:w="3502" w:type="dxa"/>
+                  <w:tcW w:w="3688" w:type="dxa"/>
                   <w:vAlign w:val="center"/>
-                  <w:hideMark/>
                 </w:tcPr>
                 <w:p>
                   <w:pPr>
-                    <w:spacing w:after="0"/>
-                    <w:rPr>
-                      <w:rFonts w:ascii="Times New Roman" w:hAnsi="Times New Roman" w:cs="Times New Roman"/>
+                    <w:rPr>
+                      <w:rFonts w:ascii="Times New Roman" w:hAnsi="Times New Roman" w:cs="Times New Roman"/>
+                      <w:b/>
+                      <w:bCs/>
                       <w:lang w:val="sv-SE"/>
                     </w:rPr>
                   </w:pPr>
@@ -1673,15 +1646,15 @@
               </w:tc>
               <w:tc>
                 <w:tcPr>
-                  <w:tcW w:w="2193" w:type="dxa"/>
+                  <w:tcW w:w="2977" w:type="dxa"/>
                   <w:vAlign w:val="center"/>
-                  <w:hideMark/>
                 </w:tcPr>
                 <w:p>
                   <w:pPr>
-                    <w:spacing w:after="0"/>
-                    <w:rPr>
-                      <w:rFonts w:ascii="Times New Roman" w:hAnsi="Times New Roman" w:cs="Times New Roman"/>
+                    <w:rPr>
+                      <w:rFonts w:ascii="Times New Roman" w:hAnsi="Times New Roman" w:cs="Times New Roman"/>
+                      <w:b/>
+                      <w:bCs/>
                       <w:lang w:val="sv-SE"/>
                     </w:rPr>
                   </w:pPr>
@@ -1701,20 +1674,17 @@
               </w:tc>
             </w:tr>
             <w:tr>
-              <w:trPr>
-                <w:tblCellSpacing w:w="15" w:type="dxa"/>
-              </w:trPr>
               <w:tc>
                 <w:tcPr>
-                  <w:tcW w:w="3502" w:type="dxa"/>
+                  <w:tcW w:w="3688" w:type="dxa"/>
                   <w:vAlign w:val="center"/>
-                  <w:hideMark/>
                 </w:tcPr>
                 <w:p>
                   <w:pPr>
-                    <w:spacing w:after="0"/>
-                    <w:rPr>
-                      <w:rFonts w:ascii="Times New Roman" w:hAnsi="Times New Roman" w:cs="Times New Roman"/>
+                    <w:rPr>
+                      <w:rFonts w:ascii="Times New Roman" w:hAnsi="Times New Roman" w:cs="Times New Roman"/>
+                      <w:b/>
+                      <w:bCs/>
                       <w:lang w:val="sv-SE"/>
                     </w:rPr>
                   </w:pPr>
@@ -1729,15 +1699,15 @@
               </w:tc>
               <w:tc>
                 <w:tcPr>
-                  <w:tcW w:w="2193" w:type="dxa"/>
+                  <w:tcW w:w="2977" w:type="dxa"/>
                   <w:vAlign w:val="center"/>
-                  <w:hideMark/>
                 </w:tcPr>
                 <w:p>
                   <w:pPr>
-                    <w:spacing w:after="0"/>
-                    <w:rPr>
-                      <w:rFonts w:ascii="Times New Roman" w:hAnsi="Times New Roman" w:cs="Times New Roman"/>
+                    <w:rPr>
+                      <w:rFonts w:ascii="Times New Roman" w:hAnsi="Times New Roman" w:cs="Times New Roman"/>
+                      <w:b/>
+                      <w:bCs/>
                       <w:lang w:val="sv-SE"/>
                     </w:rPr>
                   </w:pPr>
@@ -1751,20 +1721,17 @@
               </w:tc>
             </w:tr>
             <w:tr>
-              <w:trPr>
-                <w:tblCellSpacing w:w="15" w:type="dxa"/>
-              </w:trPr>
               <w:tc>
                 <w:tcPr>
-                  <w:tcW w:w="3502" w:type="dxa"/>
+                  <w:tcW w:w="3688" w:type="dxa"/>
                   <w:vAlign w:val="center"/>
-                  <w:hideMark/>
                 </w:tcPr>
                 <w:p>
                   <w:pPr>
-                    <w:spacing w:after="0"/>
-                    <w:rPr>
-                      <w:rFonts w:ascii="Times New Roman" w:hAnsi="Times New Roman" w:cs="Times New Roman"/>
+                    <w:rPr>
+                      <w:rFonts w:ascii="Times New Roman" w:hAnsi="Times New Roman" w:cs="Times New Roman"/>
+                      <w:b/>
+                      <w:bCs/>
                       <w:lang w:val="sv-SE"/>
                     </w:rPr>
                   </w:pPr>
@@ -1779,15 +1746,16 @@
               </w:tc>
               <w:tc>
                 <w:tcPr>
-                  <w:tcW w:w="2193" w:type="dxa"/>
+                  <w:tcW w:w="2977" w:type="dxa"/>
                   <w:vAlign w:val="center"/>
-                  <w:hideMark/>
                 </w:tcPr>
                 <w:p>
                   <w:pPr>
-                    <w:spacing w:after="0"/>
-                    <w:rPr>
-                      <w:rFonts w:ascii="Times New Roman" w:hAnsi="Times New Roman" w:cs="Times New Roman"/>
+                    <w:rPr>
+                      <w:rFonts w:ascii="Times New Roman" w:hAnsi="Times New Roman" w:cs="Times New Roman"/>
+                      <w:b/>
+                      <w:bCs/>
+                      <w:lang w:val="sv-SE"/>
                     </w:rPr>
                   </w:pPr>
                   <w:r>
@@ -1800,20 +1768,18 @@
               </w:tc>
             </w:tr>
             <w:tr>
-              <w:trPr>
-                <w:tblCellSpacing w:w="15" w:type="dxa"/>
-              </w:trPr>
               <w:tc>
                 <w:tcPr>
-                  <w:tcW w:w="3502" w:type="dxa"/>
+                  <w:tcW w:w="3688" w:type="dxa"/>
                   <w:vAlign w:val="center"/>
-                  <w:hideMark/>
                 </w:tcPr>
                 <w:p>
                   <w:pPr>
-                    <w:spacing w:after="0"/>
-                    <w:rPr>
-                      <w:rFonts w:ascii="Times New Roman" w:hAnsi="Times New Roman" w:cs="Times New Roman"/>
+                    <w:rPr>
+                      <w:rFonts w:ascii="Times New Roman" w:hAnsi="Times New Roman" w:cs="Times New Roman"/>
+                      <w:b/>
+                      <w:bCs/>
+                      <w:lang w:val="sv-SE"/>
                     </w:rPr>
                   </w:pPr>
                   <w:r>
@@ -1826,15 +1792,16 @@
               </w:tc>
               <w:tc>
                 <w:tcPr>
-                  <w:tcW w:w="2193" w:type="dxa"/>
+                  <w:tcW w:w="2977" w:type="dxa"/>
                   <w:vAlign w:val="center"/>
-                  <w:hideMark/>
                 </w:tcPr>
                 <w:p>
                   <w:pPr>
-                    <w:spacing w:after="0"/>
-                    <w:rPr>
-                      <w:rFonts w:ascii="Times New Roman" w:hAnsi="Times New Roman" w:cs="Times New Roman"/>
+                    <w:rPr>
+                      <w:rFonts w:ascii="Times New Roman" w:hAnsi="Times New Roman" w:cs="Times New Roman"/>
+                      <w:b/>
+                      <w:bCs/>
+                      <w:lang w:val="sv-SE"/>
                     </w:rPr>
                   </w:pPr>
                   <w:r>
@@ -1847,20 +1814,18 @@
               </w:tc>
             </w:tr>
             <w:tr>
-              <w:trPr>
-                <w:tblCellSpacing w:w="15" w:type="dxa"/>
-              </w:trPr>
               <w:tc>
                 <w:tcPr>
-                  <w:tcW w:w="3502" w:type="dxa"/>
+                  <w:tcW w:w="3688" w:type="dxa"/>
                   <w:vAlign w:val="center"/>
-                  <w:hideMark/>
                 </w:tcPr>
                 <w:p>
                   <w:pPr>
-                    <w:spacing w:after="0"/>
-                    <w:rPr>
-                      <w:rFonts w:ascii="Times New Roman" w:hAnsi="Times New Roman" w:cs="Times New Roman"/>
+                    <w:rPr>
+                      <w:rFonts w:ascii="Times New Roman" w:hAnsi="Times New Roman" w:cs="Times New Roman"/>
+                      <w:b/>
+                      <w:bCs/>
+                      <w:lang w:val="sv-SE"/>
                     </w:rPr>
                   </w:pPr>
                   <w:r>
@@ -1873,15 +1838,16 @@
               </w:tc>
               <w:tc>
                 <w:tcPr>
-                  <w:tcW w:w="2193" w:type="dxa"/>
+                  <w:tcW w:w="2977" w:type="dxa"/>
                   <w:vAlign w:val="center"/>
-                  <w:hideMark/>
                 </w:tcPr>
                 <w:p>
                   <w:pPr>
-                    <w:spacing w:after="0"/>
-                    <w:rPr>
-                      <w:rFonts w:ascii="Times New Roman" w:hAnsi="Times New Roman" w:cs="Times New Roman"/>
+                    <w:rPr>
+                      <w:rFonts w:ascii="Times New Roman" w:hAnsi="Times New Roman" w:cs="Times New Roman"/>
+                      <w:b/>
+                      <w:bCs/>
+                      <w:lang w:val="sv-SE"/>
                     </w:rPr>
                   </w:pPr>
                   <w:r>
@@ -1894,20 +1860,17 @@
               </w:tc>
             </w:tr>
             <w:tr>
-              <w:trPr>
-                <w:tblCellSpacing w:w="15" w:type="dxa"/>
-              </w:trPr>
               <w:tc>
                 <w:tcPr>
-                  <w:tcW w:w="3502" w:type="dxa"/>
+                  <w:tcW w:w="3688" w:type="dxa"/>
                   <w:vAlign w:val="center"/>
-                  <w:hideMark/>
                 </w:tcPr>
                 <w:p>
                   <w:pPr>
-                    <w:spacing w:after="0"/>
-                    <w:rPr>
-                      <w:rFonts w:ascii="Times New Roman" w:hAnsi="Times New Roman" w:cs="Times New Roman"/>
+                    <w:rPr>
+                      <w:rFonts w:ascii="Times New Roman" w:hAnsi="Times New Roman" w:cs="Times New Roman"/>
+                      <w:b/>
+                      <w:bCs/>
                       <w:lang w:val="sv-SE"/>
                     </w:rPr>
                   </w:pPr>
@@ -1929,15 +1892,16 @@
               </w:tc>
               <w:tc>
                 <w:tcPr>
-                  <w:tcW w:w="2193" w:type="dxa"/>
+                  <w:tcW w:w="2977" w:type="dxa"/>
                   <w:vAlign w:val="center"/>
-                  <w:hideMark/>
                 </w:tcPr>
                 <w:p>
                   <w:pPr>
-                    <w:spacing w:after="0"/>
-                    <w:rPr>
-                      <w:rFonts w:ascii="Times New Roman" w:hAnsi="Times New Roman" w:cs="Times New Roman"/>
+                    <w:rPr>
+                      <w:rFonts w:ascii="Times New Roman" w:hAnsi="Times New Roman" w:cs="Times New Roman"/>
+                      <w:b/>
+                      <w:bCs/>
+                      <w:lang w:val="sv-SE"/>
                     </w:rPr>
                   </w:pPr>
                   <w:r>
@@ -1995,28 +1959,6 @@
           <w:lang w:val="sv-SE"/>
         </w:rPr>
       </w:pPr>
-    </w:p>
-    <w:p>
-      <w:pPr>
-        <w:spacing w:after="0"/>
-        <w:rPr>
-          <w:rFonts w:ascii="Times New Roman" w:hAnsi="Times New Roman" w:cs="Times New Roman"/>
-          <w:b/>
-          <w:bCs/>
-          <w:lang w:val="sv-SE"/>
-        </w:rPr>
-      </w:pPr>
-    </w:p>
-    <w:p>
-      <w:pPr>
-        <w:spacing w:after="0"/>
-        <w:rPr>
-          <w:rFonts w:ascii="Times New Roman" w:hAnsi="Times New Roman" w:cs="Times New Roman"/>
-          <w:b/>
-          <w:bCs/>
-          <w:lang w:val="sv-SE"/>
-        </w:rPr>
-      </w:pPr>
       <w:r>
         <w:rPr>
           <w:rFonts w:ascii="Times New Roman" w:hAnsi="Times New Roman" w:cs="Times New Roman"/>
@@ -2038,6 +1980,7 @@
       <w:r>
         <w:rPr>
           <w:rFonts w:ascii="Times New Roman" w:hAnsi="Times New Roman" w:cs="Times New Roman"/>
+          <w:lang w:val="sv-SE"/>
         </w:rPr>
         <w:t>{kesimpulan_ks}</w:t>
       </w:r>
@@ -2826,6 +2769,7 @@
   <w:style w:type="character" w:default="1" w:styleId="DefaultParagraphFont">
     <w:name w:val="Default Paragraph Font"/>
     <w:uiPriority w:val="1"/>
+    <w:semiHidden/>
     <w:unhideWhenUsed/>
   </w:style>
   <w:style w:type="table" w:default="1" w:styleId="TableNormal">

--- a/public/rekap_b.docx
+++ b/public/rekap_b.docx
@@ -820,61 +820,6 @@
           <w:lang w:val="sv-SE"/>
         </w:rPr>
       </w:pPr>
-    </w:p>
-    <w:p>
-      <w:pPr>
-        <w:spacing w:after="0"/>
-        <w:rPr>
-          <w:rFonts w:ascii="Times New Roman" w:hAnsi="Times New Roman" w:cs="Times New Roman"/>
-          <w:b/>
-          <w:bCs/>
-          <w:lang w:val="sv-SE"/>
-        </w:rPr>
-      </w:pPr>
-    </w:p>
-    <w:p>
-      <w:pPr>
-        <w:spacing w:after="0"/>
-        <w:rPr>
-          <w:rFonts w:ascii="Times New Roman" w:hAnsi="Times New Roman" w:cs="Times New Roman"/>
-          <w:b/>
-          <w:bCs/>
-          <w:lang w:val="sv-SE"/>
-        </w:rPr>
-      </w:pPr>
-    </w:p>
-    <w:p>
-      <w:pPr>
-        <w:spacing w:after="0"/>
-        <w:rPr>
-          <w:rFonts w:ascii="Times New Roman" w:hAnsi="Times New Roman" w:cs="Times New Roman"/>
-          <w:b/>
-          <w:bCs/>
-          <w:lang w:val="sv-SE"/>
-        </w:rPr>
-      </w:pPr>
-    </w:p>
-    <w:p>
-      <w:pPr>
-        <w:spacing w:after="0"/>
-        <w:rPr>
-          <w:rFonts w:ascii="Times New Roman" w:hAnsi="Times New Roman" w:cs="Times New Roman"/>
-          <w:b/>
-          <w:bCs/>
-          <w:lang w:val="sv-SE"/>
-        </w:rPr>
-      </w:pPr>
-    </w:p>
-    <w:p>
-      <w:pPr>
-        <w:spacing w:after="0"/>
-        <w:rPr>
-          <w:rFonts w:ascii="Times New Roman" w:hAnsi="Times New Roman" w:cs="Times New Roman"/>
-          <w:b/>
-          <w:bCs/>
-          <w:lang w:val="sv-SE"/>
-        </w:rPr>
-      </w:pPr>
       <w:r>
         <w:rPr>
           <w:rFonts w:ascii="Times New Roman" w:hAnsi="Times New Roman" w:cs="Times New Roman"/>
@@ -1118,17 +1063,19 @@
             </w:tblPr>
             <w:tblGrid>
               <w:gridCol w:w="1308"/>
-              <w:gridCol w:w="1309"/>
-              <w:gridCol w:w="1842"/>
+              <w:gridCol w:w="1417"/>
+              <w:gridCol w:w="1734"/>
             </w:tblGrid>
             <w:tr>
               <w:tc>
                 <w:tcPr>
                   <w:tcW w:w="1308" w:type="dxa"/>
                   <w:shd w:val="clear" w:color="auto" w:fill="9CC2E5" w:themeFill="accent5" w:themeFillTint="99"/>
+                  <w:vAlign w:val="center"/>
                 </w:tcPr>
                 <w:p>
                   <w:pPr>
+                    <w:jc w:val="center"/>
                     <w:rPr>
                       <w:rFonts w:ascii="Times New Roman" w:hAnsi="Times New Roman" w:cs="Times New Roman"/>
                       <w:b/>
@@ -1149,11 +1096,13 @@
               </w:tc>
               <w:tc>
                 <w:tcPr>
-                  <w:tcW w:w="1309" w:type="dxa"/>
+                  <w:tcW w:w="1417" w:type="dxa"/>
                   <w:shd w:val="clear" w:color="auto" w:fill="9CC2E5" w:themeFill="accent5" w:themeFillTint="99"/>
+                  <w:vAlign w:val="center"/>
                 </w:tcPr>
                 <w:p>
                   <w:pPr>
+                    <w:jc w:val="center"/>
                     <w:rPr>
                       <w:rFonts w:ascii="Times New Roman" w:hAnsi="Times New Roman" w:cs="Times New Roman"/>
                       <w:b/>
@@ -1174,11 +1123,13 @@
               </w:tc>
               <w:tc>
                 <w:tcPr>
-                  <w:tcW w:w="1842" w:type="dxa"/>
+                  <w:tcW w:w="1734" w:type="dxa"/>
                   <w:shd w:val="clear" w:color="auto" w:fill="9CC2E5" w:themeFill="accent5" w:themeFillTint="99"/>
+                  <w:vAlign w:val="center"/>
                 </w:tcPr>
                 <w:p>
                   <w:pPr>
+                    <w:jc w:val="center"/>
                     <w:rPr>
                       <w:rFonts w:ascii="Times New Roman" w:hAnsi="Times New Roman" w:cs="Times New Roman"/>
                       <w:b/>
@@ -1202,9 +1153,11 @@
               <w:tc>
                 <w:tcPr>
                   <w:tcW w:w="1308" w:type="dxa"/>
+                  <w:vAlign w:val="center"/>
                 </w:tcPr>
                 <w:p>
                   <w:pPr>
+                    <w:jc w:val="center"/>
                     <w:rPr>
                       <w:rFonts w:ascii="Times New Roman" w:hAnsi="Times New Roman" w:cs="Times New Roman"/>
                       <w:lang w:val="sv-SE"/>
@@ -1215,16 +1168,18 @@
                       <w:rFonts w:ascii="Times New Roman" w:hAnsi="Times New Roman" w:cs="Times New Roman"/>
                       <w:lang w:val="sv-SE"/>
                     </w:rPr>
-                    <w:t>49-60</w:t>
+                    <w:t>54-60</w:t>
                   </w:r>
                 </w:p>
               </w:tc>
               <w:tc>
                 <w:tcPr>
-                  <w:tcW w:w="1309" w:type="dxa"/>
+                  <w:tcW w:w="1417" w:type="dxa"/>
+                  <w:vAlign w:val="center"/>
                 </w:tcPr>
                 <w:p>
                   <w:pPr>
+                    <w:jc w:val="center"/>
                     <w:rPr>
                       <w:rFonts w:ascii="Times New Roman" w:hAnsi="Times New Roman" w:cs="Times New Roman"/>
                       <w:lang w:val="sv-SE"/>
@@ -1235,16 +1190,25 @@
                       <w:rFonts w:ascii="Times New Roman" w:hAnsi="Times New Roman" w:cs="Times New Roman"/>
                       <w:lang w:val="sv-SE"/>
                     </w:rPr>
-                    <w:t>81%-100%</w:t>
+                    <w:t>90</w:t>
+                  </w:r>
+                  <w:r>
+                    <w:rPr>
+                      <w:rFonts w:ascii="Times New Roman" w:hAnsi="Times New Roman" w:cs="Times New Roman"/>
+                      <w:lang w:val="sv-SE"/>
+                    </w:rPr>
+                    <w:t>%-100%</w:t>
                   </w:r>
                 </w:p>
               </w:tc>
               <w:tc>
                 <w:tcPr>
-                  <w:tcW w:w="1842" w:type="dxa"/>
+                  <w:tcW w:w="1734" w:type="dxa"/>
+                  <w:vAlign w:val="center"/>
                 </w:tcPr>
                 <w:p>
                   <w:pPr>
+                    <w:jc w:val="center"/>
                     <w:rPr>
                       <w:rFonts w:ascii="Times New Roman" w:hAnsi="Times New Roman" w:cs="Times New Roman"/>
                       <w:lang w:val="sv-SE"/>
@@ -1264,9 +1228,11 @@
               <w:tc>
                 <w:tcPr>
                   <w:tcW w:w="1308" w:type="dxa"/>
+                  <w:vAlign w:val="center"/>
                 </w:tcPr>
                 <w:p>
                   <w:pPr>
+                    <w:jc w:val="center"/>
                     <w:rPr>
                       <w:rFonts w:ascii="Times New Roman" w:hAnsi="Times New Roman" w:cs="Times New Roman"/>
                       <w:lang w:val="sv-SE"/>
@@ -1277,16 +1243,18 @@
                       <w:rFonts w:ascii="Times New Roman" w:hAnsi="Times New Roman" w:cs="Times New Roman"/>
                       <w:lang w:val="sv-SE"/>
                     </w:rPr>
-                    <w:t>37-48</w:t>
+                    <w:t>45-53</w:t>
                   </w:r>
                 </w:p>
               </w:tc>
               <w:tc>
                 <w:tcPr>
-                  <w:tcW w:w="1309" w:type="dxa"/>
+                  <w:tcW w:w="1417" w:type="dxa"/>
+                  <w:vAlign w:val="center"/>
                 </w:tcPr>
                 <w:p>
                   <w:pPr>
+                    <w:jc w:val="center"/>
                     <w:rPr>
                       <w:rFonts w:ascii="Times New Roman" w:hAnsi="Times New Roman" w:cs="Times New Roman"/>
                       <w:lang w:val="sv-SE"/>
@@ -1297,16 +1265,39 @@
                       <w:rFonts w:ascii="Times New Roman" w:hAnsi="Times New Roman" w:cs="Times New Roman"/>
                       <w:lang w:val="sv-SE"/>
                     </w:rPr>
-                    <w:t>61%-80%</w:t>
+                    <w:t>75</w:t>
+                  </w:r>
+                  <w:r>
+                    <w:rPr>
+                      <w:rFonts w:ascii="Times New Roman" w:hAnsi="Times New Roman" w:cs="Times New Roman"/>
+                      <w:lang w:val="sv-SE"/>
+                    </w:rPr>
+                    <w:t>%-</w:t>
+                  </w:r>
+                  <w:r>
+                    <w:rPr>
+                      <w:rFonts w:ascii="Times New Roman" w:hAnsi="Times New Roman" w:cs="Times New Roman"/>
+                      <w:lang w:val="sv-SE"/>
+                    </w:rPr>
+                    <w:t>89,9</w:t>
+                  </w:r>
+                  <w:r>
+                    <w:rPr>
+                      <w:rFonts w:ascii="Times New Roman" w:hAnsi="Times New Roman" w:cs="Times New Roman"/>
+                      <w:lang w:val="sv-SE"/>
+                    </w:rPr>
+                    <w:t>%</w:t>
                   </w:r>
                 </w:p>
               </w:tc>
               <w:tc>
                 <w:tcPr>
-                  <w:tcW w:w="1842" w:type="dxa"/>
+                  <w:tcW w:w="1734" w:type="dxa"/>
+                  <w:vAlign w:val="center"/>
                 </w:tcPr>
                 <w:p>
                   <w:pPr>
+                    <w:jc w:val="center"/>
                     <w:rPr>
                       <w:rFonts w:ascii="Times New Roman" w:hAnsi="Times New Roman" w:cs="Times New Roman"/>
                       <w:lang w:val="sv-SE"/>
@@ -1326,9 +1317,11 @@
               <w:tc>
                 <w:tcPr>
                   <w:tcW w:w="1308" w:type="dxa"/>
+                  <w:vAlign w:val="center"/>
                 </w:tcPr>
                 <w:p>
                   <w:pPr>
+                    <w:jc w:val="center"/>
                     <w:rPr>
                       <w:rFonts w:ascii="Times New Roman" w:hAnsi="Times New Roman" w:cs="Times New Roman"/>
                       <w:lang w:val="sv-SE"/>
@@ -1339,16 +1332,18 @@
                       <w:rFonts w:ascii="Times New Roman" w:hAnsi="Times New Roman" w:cs="Times New Roman"/>
                       <w:lang w:val="sv-SE"/>
                     </w:rPr>
-                    <w:t>25-36</w:t>
+                    <w:t>36-44</w:t>
                   </w:r>
                 </w:p>
               </w:tc>
               <w:tc>
                 <w:tcPr>
-                  <w:tcW w:w="1309" w:type="dxa"/>
+                  <w:tcW w:w="1417" w:type="dxa"/>
+                  <w:vAlign w:val="center"/>
                 </w:tcPr>
                 <w:p>
                   <w:pPr>
+                    <w:jc w:val="center"/>
                     <w:rPr>
                       <w:rFonts w:ascii="Times New Roman" w:hAnsi="Times New Roman" w:cs="Times New Roman"/>
                       <w:lang w:val="sv-SE"/>
@@ -1359,16 +1354,39 @@
                       <w:rFonts w:ascii="Times New Roman" w:hAnsi="Times New Roman" w:cs="Times New Roman"/>
                       <w:lang w:val="sv-SE"/>
                     </w:rPr>
-                    <w:t>41%-60%</w:t>
+                    <w:t>60</w:t>
+                  </w:r>
+                  <w:r>
+                    <w:rPr>
+                      <w:rFonts w:ascii="Times New Roman" w:hAnsi="Times New Roman" w:cs="Times New Roman"/>
+                      <w:lang w:val="sv-SE"/>
+                    </w:rPr>
+                    <w:t>%-</w:t>
+                  </w:r>
+                  <w:r>
+                    <w:rPr>
+                      <w:rFonts w:ascii="Times New Roman" w:hAnsi="Times New Roman" w:cs="Times New Roman"/>
+                      <w:lang w:val="sv-SE"/>
+                    </w:rPr>
+                    <w:t>74,9</w:t>
+                  </w:r>
+                  <w:r>
+                    <w:rPr>
+                      <w:rFonts w:ascii="Times New Roman" w:hAnsi="Times New Roman" w:cs="Times New Roman"/>
+                      <w:lang w:val="sv-SE"/>
+                    </w:rPr>
+                    <w:t>%</w:t>
                   </w:r>
                 </w:p>
               </w:tc>
               <w:tc>
                 <w:tcPr>
-                  <w:tcW w:w="1842" w:type="dxa"/>
+                  <w:tcW w:w="1734" w:type="dxa"/>
+                  <w:vAlign w:val="center"/>
                 </w:tcPr>
                 <w:p>
                   <w:pPr>
+                    <w:jc w:val="center"/>
                     <w:rPr>
                       <w:rFonts w:ascii="Times New Roman" w:hAnsi="Times New Roman" w:cs="Times New Roman"/>
                       <w:lang w:val="sv-SE"/>
@@ -1388,9 +1406,11 @@
               <w:tc>
                 <w:tcPr>
                   <w:tcW w:w="1308" w:type="dxa"/>
+                  <w:vAlign w:val="center"/>
                 </w:tcPr>
                 <w:p>
                   <w:pPr>
+                    <w:jc w:val="center"/>
                     <w:rPr>
                       <w:rFonts w:ascii="Times New Roman" w:hAnsi="Times New Roman" w:cs="Times New Roman"/>
                       <w:lang w:val="sv-SE"/>
@@ -1401,16 +1421,18 @@
                       <w:rFonts w:ascii="Times New Roman" w:hAnsi="Times New Roman" w:cs="Times New Roman"/>
                       <w:lang w:val="sv-SE"/>
                     </w:rPr>
-                    <w:t>0-24</w:t>
+                    <w:t>0-35</w:t>
                   </w:r>
                 </w:p>
               </w:tc>
               <w:tc>
                 <w:tcPr>
-                  <w:tcW w:w="1309" w:type="dxa"/>
+                  <w:tcW w:w="1417" w:type="dxa"/>
+                  <w:vAlign w:val="center"/>
                 </w:tcPr>
                 <w:p>
                   <w:pPr>
+                    <w:jc w:val="center"/>
                     <w:rPr>
                       <w:rFonts w:ascii="Times New Roman" w:hAnsi="Times New Roman" w:cs="Times New Roman"/>
                       <w:lang w:val="sv-SE"/>
@@ -1421,16 +1443,32 @@
                       <w:rFonts w:ascii="Times New Roman" w:hAnsi="Times New Roman" w:cs="Times New Roman"/>
                       <w:lang w:val="sv-SE"/>
                     </w:rPr>
-                    <w:t>0%-40%</w:t>
+                    <w:t xml:space="preserve"> &lt; </w:t>
+                  </w:r>
+                  <w:r>
+                    <w:rPr>
+                      <w:rFonts w:ascii="Times New Roman" w:hAnsi="Times New Roman" w:cs="Times New Roman"/>
+                      <w:lang w:val="sv-SE"/>
+                    </w:rPr>
+                    <w:t>59,9</w:t>
+                  </w:r>
+                  <w:r>
+                    <w:rPr>
+                      <w:rFonts w:ascii="Times New Roman" w:hAnsi="Times New Roman" w:cs="Times New Roman"/>
+                      <w:lang w:val="sv-SE"/>
+                    </w:rPr>
+                    <w:t>%</w:t>
                   </w:r>
                 </w:p>
               </w:tc>
               <w:tc>
                 <w:tcPr>
-                  <w:tcW w:w="1842" w:type="dxa"/>
+                  <w:tcW w:w="1734" w:type="dxa"/>
+                  <w:vAlign w:val="center"/>
                 </w:tcPr>
                 <w:p>
                   <w:pPr>
+                    <w:jc w:val="center"/>
                     <w:rPr>
                       <w:rFonts w:ascii="Times New Roman" w:hAnsi="Times New Roman" w:cs="Times New Roman"/>
                       <w:lang w:val="sv-SE"/>
@@ -1498,6 +1536,7 @@
                 <w:bCs/>
                 <w:lang w:val="sv-SE"/>
               </w:rPr>
+              <w:lastRenderedPageBreak/>
               <w:t>Rekap Umum Kepala Sekolah</w:t>
             </w:r>
           </w:p>
@@ -1927,17 +1966,6 @@
         </w:tc>
       </w:tr>
     </w:tbl>
-    <w:p>
-      <w:pPr>
-        <w:spacing w:after="0"/>
-        <w:rPr>
-          <w:rFonts w:ascii="Times New Roman" w:hAnsi="Times New Roman" w:cs="Times New Roman"/>
-          <w:b/>
-          <w:bCs/>
-          <w:lang w:val="sv-SE"/>
-        </w:rPr>
-      </w:pPr>
-    </w:p>
     <w:p>
       <w:pPr>
         <w:spacing w:after="0"/>

--- a/public/rekap_b.docx
+++ b/public/rekap_b.docx
@@ -88,7 +88,16 @@
           <w:bCs/>
           <w:lang w:val="sv-SE"/>
         </w:rPr>
-        <w:t>REKAP PENILAIAN SUPERVISI GURU</w:t>
+        <w:t xml:space="preserve">REKAPITULASI </w:t>
+      </w:r>
+      <w:r>
+        <w:rPr>
+          <w:rFonts w:ascii="Times New Roman" w:hAnsi="Times New Roman" w:cs="Times New Roman"/>
+          <w:b/>
+          <w:bCs/>
+          <w:lang w:val="sv-SE"/>
+        </w:rPr>
+        <w:t>PENILAIAN SUPERVISI GURU</w:t>
       </w:r>
     </w:p>
     <w:p>
@@ -169,22 +178,25 @@
     <w:tbl>
       <w:tblPr>
         <w:tblStyle w:val="TableGrid"/>
-        <w:tblW w:w="14170" w:type="dxa"/>
+        <w:tblW w:w="14737" w:type="dxa"/>
         <w:tblLayout w:type="fixed"/>
         <w:tblLook w:val="04A0" w:firstRow="1" w:lastRow="0" w:firstColumn="1" w:lastColumn="0" w:noHBand="0" w:noVBand="1"/>
       </w:tblPr>
       <w:tblGrid>
         <w:gridCol w:w="562"/>
-        <w:gridCol w:w="2268"/>
         <w:gridCol w:w="1843"/>
-        <w:gridCol w:w="1559"/>
-        <w:gridCol w:w="851"/>
+        <w:gridCol w:w="3119"/>
+        <w:gridCol w:w="2551"/>
+        <w:gridCol w:w="709"/>
+        <w:gridCol w:w="850"/>
+        <w:gridCol w:w="1134"/>
         <w:gridCol w:w="1276"/>
-        <w:gridCol w:w="1417"/>
-        <w:gridCol w:w="1134"/>
-        <w:gridCol w:w="3260"/>
+        <w:gridCol w:w="2693"/>
       </w:tblGrid>
       <w:tr>
+        <w:trPr>
+          <w:tblHeader/>
+        </w:trPr>
         <w:tc>
           <w:tcPr>
             <w:tcW w:w="562" w:type="dxa"/>
@@ -198,6 +210,8 @@
                 <w:rFonts w:ascii="Times New Roman" w:hAnsi="Times New Roman" w:cs="Times New Roman"/>
                 <w:b/>
                 <w:bCs/>
+                <w:sz w:val="20"/>
+                <w:szCs w:val="20"/>
                 <w:lang w:val="sv-SE"/>
               </w:rPr>
             </w:pPr>
@@ -206,36 +220,11 @@
                 <w:rFonts w:ascii="Times New Roman" w:hAnsi="Times New Roman" w:cs="Times New Roman"/>
                 <w:b/>
                 <w:bCs/>
+                <w:sz w:val="20"/>
+                <w:szCs w:val="20"/>
                 <w:lang w:val="sv-SE"/>
               </w:rPr>
               <w:t>No</w:t>
-            </w:r>
-          </w:p>
-        </w:tc>
-        <w:tc>
-          <w:tcPr>
-            <w:tcW w:w="2268" w:type="dxa"/>
-            <w:shd w:val="clear" w:color="auto" w:fill="9CC2E5" w:themeFill="accent5" w:themeFillTint="99"/>
-            <w:vAlign w:val="center"/>
-          </w:tcPr>
-          <w:p>
-            <w:pPr>
-              <w:jc w:val="center"/>
-              <w:rPr>
-                <w:rFonts w:ascii="Times New Roman" w:hAnsi="Times New Roman" w:cs="Times New Roman"/>
-                <w:b/>
-                <w:bCs/>
-                <w:lang w:val="sv-SE"/>
-              </w:rPr>
-            </w:pPr>
-            <w:r>
-              <w:rPr>
-                <w:rFonts w:ascii="Times New Roman" w:hAnsi="Times New Roman" w:cs="Times New Roman"/>
-                <w:b/>
-                <w:bCs/>
-                <w:lang w:val="sv-SE"/>
-              </w:rPr>
-              <w:t>NUPTK</w:t>
             </w:r>
           </w:p>
         </w:tc>
@@ -252,6 +241,8 @@
                 <w:rFonts w:ascii="Times New Roman" w:hAnsi="Times New Roman" w:cs="Times New Roman"/>
                 <w:b/>
                 <w:bCs/>
+                <w:sz w:val="20"/>
+                <w:szCs w:val="20"/>
                 <w:lang w:val="sv-SE"/>
               </w:rPr>
             </w:pPr>
@@ -260,6 +251,39 @@
                 <w:rFonts w:ascii="Times New Roman" w:hAnsi="Times New Roman" w:cs="Times New Roman"/>
                 <w:b/>
                 <w:bCs/>
+                <w:sz w:val="20"/>
+                <w:szCs w:val="20"/>
+                <w:lang w:val="sv-SE"/>
+              </w:rPr>
+              <w:t>NUPTK</w:t>
+            </w:r>
+          </w:p>
+        </w:tc>
+        <w:tc>
+          <w:tcPr>
+            <w:tcW w:w="3119" w:type="dxa"/>
+            <w:shd w:val="clear" w:color="auto" w:fill="9CC2E5" w:themeFill="accent5" w:themeFillTint="99"/>
+            <w:vAlign w:val="center"/>
+          </w:tcPr>
+          <w:p>
+            <w:pPr>
+              <w:jc w:val="center"/>
+              <w:rPr>
+                <w:rFonts w:ascii="Times New Roman" w:hAnsi="Times New Roman" w:cs="Times New Roman"/>
+                <w:b/>
+                <w:bCs/>
+                <w:sz w:val="20"/>
+                <w:szCs w:val="20"/>
+                <w:lang w:val="sv-SE"/>
+              </w:rPr>
+            </w:pPr>
+            <w:r>
+              <w:rPr>
+                <w:rFonts w:ascii="Times New Roman" w:hAnsi="Times New Roman" w:cs="Times New Roman"/>
+                <w:b/>
+                <w:bCs/>
+                <w:sz w:val="20"/>
+                <w:szCs w:val="20"/>
                 <w:lang w:val="sv-SE"/>
               </w:rPr>
               <w:t>Nama Guru</w:t>
@@ -268,7 +292,7 @@
         </w:tc>
         <w:tc>
           <w:tcPr>
-            <w:tcW w:w="1559" w:type="dxa"/>
+            <w:tcW w:w="2551" w:type="dxa"/>
             <w:shd w:val="clear" w:color="auto" w:fill="9CC2E5" w:themeFill="accent5" w:themeFillTint="99"/>
             <w:vAlign w:val="center"/>
           </w:tcPr>
@@ -279,6 +303,8 @@
                 <w:rFonts w:ascii="Times New Roman" w:hAnsi="Times New Roman" w:cs="Times New Roman"/>
                 <w:b/>
                 <w:bCs/>
+                <w:sz w:val="20"/>
+                <w:szCs w:val="20"/>
                 <w:lang w:val="sv-SE"/>
               </w:rPr>
             </w:pPr>
@@ -287,6 +313,8 @@
                 <w:rFonts w:ascii="Times New Roman" w:hAnsi="Times New Roman" w:cs="Times New Roman"/>
                 <w:b/>
                 <w:bCs/>
+                <w:sz w:val="20"/>
+                <w:szCs w:val="20"/>
                 <w:lang w:val="sv-SE"/>
               </w:rPr>
               <w:t>Mata Pelajaran</w:t>
@@ -295,7 +323,7 @@
         </w:tc>
         <w:tc>
           <w:tcPr>
-            <w:tcW w:w="851" w:type="dxa"/>
+            <w:tcW w:w="709" w:type="dxa"/>
             <w:shd w:val="clear" w:color="auto" w:fill="9CC2E5" w:themeFill="accent5" w:themeFillTint="99"/>
             <w:vAlign w:val="center"/>
           </w:tcPr>
@@ -306,6 +334,8 @@
                 <w:rFonts w:ascii="Times New Roman" w:hAnsi="Times New Roman" w:cs="Times New Roman"/>
                 <w:b/>
                 <w:bCs/>
+                <w:sz w:val="20"/>
+                <w:szCs w:val="20"/>
                 <w:lang w:val="sv-SE"/>
               </w:rPr>
             </w:pPr>
@@ -314,9 +344,83 @@
                 <w:rFonts w:ascii="Times New Roman" w:hAnsi="Times New Roman" w:cs="Times New Roman"/>
                 <w:b/>
                 <w:bCs/>
+                <w:sz w:val="20"/>
+                <w:szCs w:val="20"/>
                 <w:lang w:val="sv-SE"/>
               </w:rPr>
               <w:t>Total Skor</w:t>
+            </w:r>
+          </w:p>
+        </w:tc>
+        <w:tc>
+          <w:tcPr>
+            <w:tcW w:w="850" w:type="dxa"/>
+            <w:shd w:val="clear" w:color="auto" w:fill="9CC2E5" w:themeFill="accent5" w:themeFillTint="99"/>
+            <w:vAlign w:val="center"/>
+          </w:tcPr>
+          <w:p>
+            <w:pPr>
+              <w:jc w:val="center"/>
+              <w:rPr>
+                <w:rFonts w:ascii="Times New Roman" w:hAnsi="Times New Roman" w:cs="Times New Roman"/>
+                <w:b/>
+                <w:bCs/>
+                <w:sz w:val="20"/>
+                <w:szCs w:val="20"/>
+                <w:lang w:val="sv-SE"/>
+              </w:rPr>
+            </w:pPr>
+            <w:r>
+              <w:rPr>
+                <w:rFonts w:ascii="Times New Roman" w:hAnsi="Times New Roman" w:cs="Times New Roman"/>
+                <w:b/>
+                <w:bCs/>
+                <w:sz w:val="20"/>
+                <w:szCs w:val="20"/>
+                <w:lang w:val="sv-SE"/>
+              </w:rPr>
+              <w:t>Skor Maks</w:t>
+            </w:r>
+            <w:r>
+              <w:rPr>
+                <w:rFonts w:ascii="Times New Roman" w:hAnsi="Times New Roman" w:cs="Times New Roman"/>
+                <w:b/>
+                <w:bCs/>
+                <w:sz w:val="20"/>
+                <w:szCs w:val="20"/>
+                <w:lang w:val="sv-SE"/>
+              </w:rPr>
+              <w:t>.</w:t>
+            </w:r>
+          </w:p>
+        </w:tc>
+        <w:tc>
+          <w:tcPr>
+            <w:tcW w:w="1134" w:type="dxa"/>
+            <w:shd w:val="clear" w:color="auto" w:fill="9CC2E5" w:themeFill="accent5" w:themeFillTint="99"/>
+            <w:vAlign w:val="center"/>
+          </w:tcPr>
+          <w:p>
+            <w:pPr>
+              <w:jc w:val="center"/>
+              <w:rPr>
+                <w:rFonts w:ascii="Times New Roman" w:hAnsi="Times New Roman" w:cs="Times New Roman"/>
+                <w:b/>
+                <w:bCs/>
+                <w:sz w:val="20"/>
+                <w:szCs w:val="20"/>
+                <w:lang w:val="sv-SE"/>
+              </w:rPr>
+            </w:pPr>
+            <w:r>
+              <w:rPr>
+                <w:rFonts w:ascii="Times New Roman" w:hAnsi="Times New Roman" w:cs="Times New Roman"/>
+                <w:b/>
+                <w:bCs/>
+                <w:sz w:val="20"/>
+                <w:szCs w:val="20"/>
+              </w:rPr>
+              <w:t>Persentase</w:t>
             </w:r>
           </w:p>
         </w:tc>
@@ -333,6 +437,8 @@
                 <w:rFonts w:ascii="Times New Roman" w:hAnsi="Times New Roman" w:cs="Times New Roman"/>
                 <w:b/>
                 <w:bCs/>
+                <w:sz w:val="20"/>
+                <w:szCs w:val="20"/>
                 <w:lang w:val="sv-SE"/>
               </w:rPr>
             </w:pPr>
@@ -341,15 +447,17 @@
                 <w:rFonts w:ascii="Times New Roman" w:hAnsi="Times New Roman" w:cs="Times New Roman"/>
                 <w:b/>
                 <w:bCs/>
-                <w:lang w:val="sv-SE"/>
-              </w:rPr>
-              <w:t>Skor Maksimal</w:t>
+                <w:sz w:val="20"/>
+                <w:szCs w:val="20"/>
+                <w:lang w:val="sv-SE"/>
+              </w:rPr>
+              <w:t>Predikat</w:t>
             </w:r>
           </w:p>
         </w:tc>
         <w:tc>
           <w:tcPr>
-            <w:tcW w:w="1417" w:type="dxa"/>
+            <w:tcW w:w="2693" w:type="dxa"/>
             <w:shd w:val="clear" w:color="auto" w:fill="9CC2E5" w:themeFill="accent5" w:themeFillTint="99"/>
             <w:vAlign w:val="center"/>
           </w:tcPr>
@@ -360,6 +468,8 @@
                 <w:rFonts w:ascii="Times New Roman" w:hAnsi="Times New Roman" w:cs="Times New Roman"/>
                 <w:b/>
                 <w:bCs/>
+                <w:sz w:val="20"/>
+                <w:szCs w:val="20"/>
                 <w:lang w:val="sv-SE"/>
               </w:rPr>
             </w:pPr>
@@ -368,18 +478,13 @@
                 <w:rFonts w:ascii="Times New Roman" w:hAnsi="Times New Roman" w:cs="Times New Roman"/>
                 <w:b/>
                 <w:bCs/>
-                <w:lang w:val="sv-SE"/>
-              </w:rPr>
-              <w:t>Presentase</w:t>
+                <w:sz w:val="20"/>
+                <w:szCs w:val="20"/>
+                <w:lang w:val="sv-SE"/>
+              </w:rPr>
+              <w:t xml:space="preserve">Catatan Singkat </w:t>
             </w:r>
           </w:p>
-        </w:tc>
-        <w:tc>
-          <w:tcPr>
-            <w:tcW w:w="1134" w:type="dxa"/>
-            <w:shd w:val="clear" w:color="auto" w:fill="9CC2E5" w:themeFill="accent5" w:themeFillTint="99"/>
-            <w:vAlign w:val="center"/>
-          </w:tcPr>
           <w:p>
             <w:pPr>
               <w:jc w:val="center"/>
@@ -387,6 +492,8 @@
                 <w:rFonts w:ascii="Times New Roman" w:hAnsi="Times New Roman" w:cs="Times New Roman"/>
                 <w:b/>
                 <w:bCs/>
+                <w:sz w:val="20"/>
+                <w:szCs w:val="20"/>
                 <w:lang w:val="sv-SE"/>
               </w:rPr>
             </w:pPr>
@@ -395,36 +502,11 @@
                 <w:rFonts w:ascii="Times New Roman" w:hAnsi="Times New Roman" w:cs="Times New Roman"/>
                 <w:b/>
                 <w:bCs/>
-                <w:lang w:val="sv-SE"/>
-              </w:rPr>
-              <w:t>Predikat</w:t>
-            </w:r>
-          </w:p>
-        </w:tc>
-        <w:tc>
-          <w:tcPr>
-            <w:tcW w:w="3260" w:type="dxa"/>
-            <w:shd w:val="clear" w:color="auto" w:fill="9CC2E5" w:themeFill="accent5" w:themeFillTint="99"/>
-            <w:vAlign w:val="center"/>
-          </w:tcPr>
-          <w:p>
-            <w:pPr>
-              <w:jc w:val="center"/>
-              <w:rPr>
-                <w:rFonts w:ascii="Times New Roman" w:hAnsi="Times New Roman" w:cs="Times New Roman"/>
-                <w:b/>
-                <w:bCs/>
-                <w:lang w:val="sv-SE"/>
-              </w:rPr>
-            </w:pPr>
-            <w:r>
-              <w:rPr>
-                <w:rFonts w:ascii="Times New Roman" w:hAnsi="Times New Roman" w:cs="Times New Roman"/>
-                <w:b/>
-                <w:bCs/>
-                <w:lang w:val="sv-SE"/>
-              </w:rPr>
-              <w:t>Catatan Singkat Kepala Sekolah</w:t>
+                <w:sz w:val="20"/>
+                <w:szCs w:val="20"/>
+                <w:lang w:val="sv-SE"/>
+              </w:rPr>
+              <w:t>Kepala Sekolah</w:t>
             </w:r>
           </w:p>
         </w:tc>
@@ -440,50 +522,19 @@
               <w:jc w:val="center"/>
               <w:rPr>
                 <w:rFonts w:ascii="Times New Roman" w:hAnsi="Times New Roman" w:cs="Times New Roman"/>
+                <w:sz w:val="20"/>
+                <w:szCs w:val="20"/>
                 <w:lang w:val="sv-SE"/>
               </w:rPr>
             </w:pPr>
             <w:r>
               <w:rPr>
                 <w:rFonts w:ascii="Times New Roman" w:hAnsi="Times New Roman" w:cs="Times New Roman"/>
+                <w:sz w:val="20"/>
+                <w:szCs w:val="20"/>
                 <w:lang w:val="sv-SE"/>
               </w:rPr>
               <w:t>{#guru}{no}</w:t>
-            </w:r>
-          </w:p>
-        </w:tc>
-        <w:tc>
-          <w:tcPr>
-            <w:tcW w:w="2268" w:type="dxa"/>
-            <w:vAlign w:val="center"/>
-          </w:tcPr>
-          <w:p>
-            <w:pPr>
-              <w:rPr>
-                <w:rFonts w:ascii="Times New Roman" w:hAnsi="Times New Roman" w:cs="Times New Roman"/>
-                <w:lang w:val="sv-SE"/>
-              </w:rPr>
-            </w:pPr>
-            <w:r>
-              <w:rPr>
-                <w:rFonts w:ascii="Times New Roman" w:hAnsi="Times New Roman" w:cs="Times New Roman"/>
-                <w:lang w:val="sv-SE"/>
-              </w:rPr>
-              <w:t>{</w:t>
-            </w:r>
-            <w:r>
-              <w:rPr>
-                <w:rFonts w:ascii="Times New Roman" w:hAnsi="Times New Roman" w:cs="Times New Roman"/>
-                <w:lang w:val="sv-SE"/>
-              </w:rPr>
-              <w:t>nuptk</w:t>
-            </w:r>
-            <w:r>
-              <w:rPr>
-                <w:rFonts w:ascii="Times New Roman" w:hAnsi="Times New Roman" w:cs="Times New Roman"/>
-                <w:lang w:val="sv-SE"/>
-              </w:rPr>
-              <w:t>}</w:t>
             </w:r>
           </w:p>
         </w:tc>
@@ -496,70 +547,75 @@
             <w:pPr>
               <w:rPr>
                 <w:rFonts w:ascii="Times New Roman" w:hAnsi="Times New Roman" w:cs="Times New Roman"/>
+                <w:sz w:val="20"/>
+                <w:szCs w:val="20"/>
                 <w:lang w:val="sv-SE"/>
               </w:rPr>
             </w:pPr>
             <w:r>
               <w:rPr>
                 <w:rFonts w:ascii="Times New Roman" w:hAnsi="Times New Roman" w:cs="Times New Roman"/>
-                <w:lang w:val="sv-SE"/>
-              </w:rPr>
-              <w:t>{</w:t>
-            </w:r>
-            <w:r>
-              <w:rPr>
-                <w:rFonts w:ascii="Times New Roman" w:hAnsi="Times New Roman" w:cs="Times New Roman"/>
-                <w:lang w:val="sv-SE"/>
-              </w:rPr>
-              <w:t>nama</w:t>
-            </w:r>
-            <w:r>
-              <w:rPr>
-                <w:rFonts w:ascii="Times New Roman" w:hAnsi="Times New Roman" w:cs="Times New Roman"/>
-                <w:lang w:val="sv-SE"/>
-              </w:rPr>
-              <w:t>}</w:t>
+                <w:sz w:val="20"/>
+                <w:szCs w:val="20"/>
+                <w:lang w:val="sv-SE"/>
+              </w:rPr>
+              <w:t>{nuptk}</w:t>
             </w:r>
           </w:p>
         </w:tc>
         <w:tc>
           <w:tcPr>
-            <w:tcW w:w="1559" w:type="dxa"/>
+            <w:tcW w:w="3119" w:type="dxa"/>
             <w:vAlign w:val="center"/>
           </w:tcPr>
           <w:p>
             <w:pPr>
               <w:rPr>
                 <w:rFonts w:ascii="Times New Roman" w:hAnsi="Times New Roman" w:cs="Times New Roman"/>
+                <w:sz w:val="20"/>
+                <w:szCs w:val="20"/>
                 <w:lang w:val="sv-SE"/>
               </w:rPr>
             </w:pPr>
             <w:r>
               <w:rPr>
                 <w:rFonts w:ascii="Times New Roman" w:hAnsi="Times New Roman" w:cs="Times New Roman"/>
-                <w:lang w:val="sv-SE"/>
-              </w:rPr>
-              <w:t>{</w:t>
-            </w:r>
-            <w:r>
-              <w:rPr>
-                <w:rFonts w:ascii="Times New Roman" w:hAnsi="Times New Roman" w:cs="Times New Roman"/>
-                <w:lang w:val="sv-SE"/>
-              </w:rPr>
-              <w:t>mapel</w:t>
-            </w:r>
-            <w:r>
-              <w:rPr>
-                <w:rFonts w:ascii="Times New Roman" w:hAnsi="Times New Roman" w:cs="Times New Roman"/>
-                <w:lang w:val="sv-SE"/>
-              </w:rPr>
-              <w:t>}</w:t>
+                <w:sz w:val="20"/>
+                <w:szCs w:val="20"/>
+                <w:lang w:val="sv-SE"/>
+              </w:rPr>
+              <w:t>{nama}</w:t>
             </w:r>
           </w:p>
         </w:tc>
         <w:tc>
           <w:tcPr>
-            <w:tcW w:w="851" w:type="dxa"/>
+            <w:tcW w:w="2551" w:type="dxa"/>
+            <w:vAlign w:val="center"/>
+          </w:tcPr>
+          <w:p>
+            <w:pPr>
+              <w:rPr>
+                <w:rFonts w:ascii="Times New Roman" w:hAnsi="Times New Roman" w:cs="Times New Roman"/>
+                <w:sz w:val="20"/>
+                <w:szCs w:val="20"/>
+                <w:lang w:val="sv-SE"/>
+              </w:rPr>
+            </w:pPr>
+            <w:r>
+              <w:rPr>
+                <w:rFonts w:ascii="Times New Roman" w:hAnsi="Times New Roman" w:cs="Times New Roman"/>
+                <w:sz w:val="20"/>
+                <w:szCs w:val="20"/>
+                <w:lang w:val="sv-SE"/>
+              </w:rPr>
+              <w:t>{mapel}</w:t>
+            </w:r>
+          </w:p>
+        </w:tc>
+        <w:tc>
+          <w:tcPr>
+            <w:tcW w:w="709" w:type="dxa"/>
             <w:vAlign w:val="center"/>
           </w:tcPr>
           <w:p>
@@ -567,15 +623,71 @@
               <w:jc w:val="center"/>
               <w:rPr>
                 <w:rFonts w:ascii="Times New Roman" w:hAnsi="Times New Roman" w:cs="Times New Roman"/>
+                <w:sz w:val="20"/>
+                <w:szCs w:val="20"/>
                 <w:lang w:val="sv-SE"/>
               </w:rPr>
             </w:pPr>
             <w:r>
               <w:rPr>
                 <w:rFonts w:ascii="Times New Roman" w:hAnsi="Times New Roman" w:cs="Times New Roman"/>
+                <w:sz w:val="20"/>
+                <w:szCs w:val="20"/>
                 <w:lang w:val="sv-SE"/>
               </w:rPr>
               <w:t>{total}</w:t>
+            </w:r>
+          </w:p>
+        </w:tc>
+        <w:tc>
+          <w:tcPr>
+            <w:tcW w:w="850" w:type="dxa"/>
+            <w:vAlign w:val="center"/>
+          </w:tcPr>
+          <w:p>
+            <w:pPr>
+              <w:jc w:val="center"/>
+              <w:rPr>
+                <w:rFonts w:ascii="Times New Roman" w:hAnsi="Times New Roman" w:cs="Times New Roman"/>
+                <w:sz w:val="20"/>
+                <w:szCs w:val="20"/>
+                <w:lang w:val="sv-SE"/>
+              </w:rPr>
+            </w:pPr>
+            <w:r>
+              <w:rPr>
+                <w:rFonts w:ascii="Times New Roman" w:hAnsi="Times New Roman" w:cs="Times New Roman"/>
+                <w:sz w:val="20"/>
+                <w:szCs w:val="20"/>
+                <w:lang w:val="sv-SE"/>
+              </w:rPr>
+              <w:t>{skor_maksimal}</w:t>
+            </w:r>
+          </w:p>
+        </w:tc>
+        <w:tc>
+          <w:tcPr>
+            <w:tcW w:w="1134" w:type="dxa"/>
+            <w:vAlign w:val="center"/>
+          </w:tcPr>
+          <w:p>
+            <w:pPr>
+              <w:jc w:val="center"/>
+              <w:rPr>
+                <w:rFonts w:ascii="Times New Roman" w:hAnsi="Times New Roman" w:cs="Times New Roman"/>
+                <w:sz w:val="20"/>
+                <w:szCs w:val="20"/>
+                <w:lang w:val="sv-SE"/>
+              </w:rPr>
+            </w:pPr>
+            <w:r>
+              <w:rPr>
+                <w:rFonts w:ascii="Times New Roman" w:hAnsi="Times New Roman" w:cs="Times New Roman"/>
+                <w:sz w:val="20"/>
+                <w:szCs w:val="20"/>
+                <w:lang w:val="sv-SE"/>
+              </w:rPr>
+              <w:t>{persen}%</w:t>
             </w:r>
           </w:p>
         </w:tc>
@@ -586,197 +698,51 @@
           </w:tcPr>
           <w:p>
             <w:pPr>
-              <w:jc w:val="center"/>
-              <w:rPr>
-                <w:rFonts w:ascii="Times New Roman" w:hAnsi="Times New Roman" w:cs="Times New Roman"/>
+              <w:rPr>
+                <w:rFonts w:ascii="Times New Roman" w:hAnsi="Times New Roman" w:cs="Times New Roman"/>
+                <w:sz w:val="20"/>
+                <w:szCs w:val="20"/>
                 <w:lang w:val="sv-SE"/>
               </w:rPr>
             </w:pPr>
             <w:r>
               <w:rPr>
                 <w:rFonts w:ascii="Times New Roman" w:hAnsi="Times New Roman" w:cs="Times New Roman"/>
-                <w:lang w:val="sv-SE"/>
-              </w:rPr>
-              <w:t>{</w:t>
-            </w:r>
-            <w:r>
-              <w:rPr>
-                <w:rFonts w:ascii="Times New Roman" w:hAnsi="Times New Roman" w:cs="Times New Roman"/>
-                <w:lang w:val="sv-SE"/>
-              </w:rPr>
-              <w:t>skor_maksimal</w:t>
-            </w:r>
-            <w:r>
-              <w:rPr>
-                <w:rFonts w:ascii="Times New Roman" w:hAnsi="Times New Roman" w:cs="Times New Roman"/>
-                <w:lang w:val="sv-SE"/>
-              </w:rPr>
-              <w:t>}</w:t>
+                <w:sz w:val="20"/>
+                <w:szCs w:val="20"/>
+                <w:lang w:val="sv-SE"/>
+              </w:rPr>
+              <w:t>{predikat}</w:t>
             </w:r>
           </w:p>
         </w:tc>
         <w:tc>
           <w:tcPr>
-            <w:tcW w:w="1417" w:type="dxa"/>
+            <w:tcW w:w="2693" w:type="dxa"/>
             <w:vAlign w:val="center"/>
           </w:tcPr>
           <w:p>
             <w:pPr>
-              <w:jc w:val="center"/>
-              <w:rPr>
-                <w:rFonts w:ascii="Times New Roman" w:hAnsi="Times New Roman" w:cs="Times New Roman"/>
+              <w:rPr>
+                <w:rFonts w:ascii="Times New Roman" w:hAnsi="Times New Roman" w:cs="Times New Roman"/>
+                <w:sz w:val="20"/>
+                <w:szCs w:val="20"/>
                 <w:lang w:val="sv-SE"/>
               </w:rPr>
             </w:pPr>
             <w:r>
               <w:rPr>
                 <w:rFonts w:ascii="Times New Roman" w:hAnsi="Times New Roman" w:cs="Times New Roman"/>
-                <w:lang w:val="sv-SE"/>
-              </w:rPr>
-              <w:t>{</w:t>
-            </w:r>
-            <w:r>
-              <w:rPr>
-                <w:rFonts w:ascii="Times New Roman" w:hAnsi="Times New Roman" w:cs="Times New Roman"/>
-                <w:lang w:val="sv-SE"/>
-              </w:rPr>
-              <w:t>persen</w:t>
-            </w:r>
-            <w:r>
-              <w:rPr>
-                <w:rFonts w:ascii="Times New Roman" w:hAnsi="Times New Roman" w:cs="Times New Roman"/>
-                <w:lang w:val="sv-SE"/>
-              </w:rPr>
-              <w:t>}</w:t>
-            </w:r>
-            <w:r>
-              <w:rPr>
-                <w:rFonts w:ascii="Times New Roman" w:hAnsi="Times New Roman" w:cs="Times New Roman"/>
-                <w:lang w:val="sv-SE"/>
-              </w:rPr>
-              <w:t>%</w:t>
-            </w:r>
-          </w:p>
-        </w:tc>
-        <w:tc>
-          <w:tcPr>
-            <w:tcW w:w="1134" w:type="dxa"/>
-            <w:vAlign w:val="center"/>
-          </w:tcPr>
-          <w:p>
-            <w:pPr>
-              <w:rPr>
-                <w:rFonts w:ascii="Times New Roman" w:hAnsi="Times New Roman" w:cs="Times New Roman"/>
-                <w:lang w:val="sv-SE"/>
-              </w:rPr>
-            </w:pPr>
-            <w:r>
-              <w:rPr>
-                <w:rFonts w:ascii="Times New Roman" w:hAnsi="Times New Roman" w:cs="Times New Roman"/>
-                <w:lang w:val="sv-SE"/>
-              </w:rPr>
-              <w:t>{</w:t>
-            </w:r>
-            <w:r>
-              <w:rPr>
-                <w:rFonts w:ascii="Times New Roman" w:hAnsi="Times New Roman" w:cs="Times New Roman"/>
-                <w:lang w:val="sv-SE"/>
-              </w:rPr>
-              <w:t>predikat</w:t>
-            </w:r>
-            <w:r>
-              <w:rPr>
-                <w:rFonts w:ascii="Times New Roman" w:hAnsi="Times New Roman" w:cs="Times New Roman"/>
-                <w:lang w:val="sv-SE"/>
-              </w:rPr>
-              <w:t>}</w:t>
-            </w:r>
-          </w:p>
-        </w:tc>
-        <w:tc>
-          <w:tcPr>
-            <w:tcW w:w="3260" w:type="dxa"/>
-            <w:vAlign w:val="center"/>
-          </w:tcPr>
-          <w:p>
-            <w:pPr>
-              <w:rPr>
-                <w:rFonts w:ascii="Times New Roman" w:hAnsi="Times New Roman" w:cs="Times New Roman"/>
-                <w:lang w:val="sv-SE"/>
-              </w:rPr>
-            </w:pPr>
-            <w:r>
-              <w:rPr>
-                <w:rFonts w:ascii="Times New Roman" w:hAnsi="Times New Roman" w:cs="Times New Roman"/>
-                <w:lang w:val="sv-SE"/>
-              </w:rPr>
-              <w:t>{</w:t>
-            </w:r>
-            <w:r>
-              <w:rPr>
-                <w:rFonts w:ascii="Times New Roman" w:hAnsi="Times New Roman" w:cs="Times New Roman"/>
-                <w:lang w:val="sv-SE"/>
-              </w:rPr>
-              <w:t>catatan_ks</w:t>
-            </w:r>
-            <w:r>
-              <w:rPr>
-                <w:rFonts w:ascii="Times New Roman" w:hAnsi="Times New Roman" w:cs="Times New Roman"/>
-                <w:lang w:val="sv-SE"/>
-              </w:rPr>
-              <w:t>}{</w:t>
-            </w:r>
-            <w:r>
-              <w:rPr>
-                <w:rFonts w:ascii="Times New Roman" w:hAnsi="Times New Roman" w:cs="Times New Roman"/>
-                <w:lang w:val="sv-SE"/>
-              </w:rPr>
-              <w:t>/guru</w:t>
-            </w:r>
-            <w:r>
-              <w:rPr>
-                <w:rFonts w:ascii="Times New Roman" w:hAnsi="Times New Roman" w:cs="Times New Roman"/>
-                <w:lang w:val="sv-SE"/>
-              </w:rPr>
-              <w:t>}</w:t>
+                <w:sz w:val="20"/>
+                <w:szCs w:val="20"/>
+                <w:lang w:val="sv-SE"/>
+              </w:rPr>
+              <w:t>{catatan_ks}{/guru}</w:t>
             </w:r>
           </w:p>
         </w:tc>
       </w:tr>
     </w:tbl>
-    <w:p>
-      <w:pPr>
-        <w:spacing w:after="0"/>
-        <w:rPr>
-          <w:rFonts w:ascii="Times New Roman" w:hAnsi="Times New Roman" w:cs="Times New Roman"/>
-          <w:b/>
-          <w:bCs/>
-          <w:lang w:val="sv-SE"/>
-        </w:rPr>
-      </w:pPr>
-    </w:p>
-    <w:p>
-      <w:pPr>
-        <w:spacing w:after="0"/>
-        <w:rPr>
-          <w:rFonts w:ascii="Times New Roman" w:hAnsi="Times New Roman" w:cs="Times New Roman"/>
-          <w:b/>
-          <w:bCs/>
-          <w:lang w:val="sv-SE"/>
-        </w:rPr>
-      </w:pPr>
-    </w:p>
-    <w:p>
-      <w:pPr>
-        <w:spacing w:after="0"/>
-        <w:rPr>
-          <w:rFonts w:ascii="Times New Roman" w:hAnsi="Times New Roman" w:cs="Times New Roman"/>
-          <w:b/>
-          <w:bCs/>
-          <w:lang w:val="sv-SE"/>
-        </w:rPr>
-      </w:pPr>
-    </w:p>
     <w:p>
       <w:pPr>
         <w:spacing w:after="0"/>
@@ -963,7 +929,16 @@
           <w:bCs/>
           <w:lang w:val="sv-SE"/>
         </w:rPr>
-        <w:t>Rumus Presentase</w:t>
+        <w:t>Rumus P</w:t>
+      </w:r>
+      <w:r>
+        <w:rPr>
+          <w:rFonts w:ascii="Times New Roman" w:hAnsi="Times New Roman" w:cs="Times New Roman"/>
+          <w:b/>
+          <w:bCs/>
+          <w:lang w:val="sv-SE"/>
+        </w:rPr>
+        <w:t>ersentase</w:t>
       </w:r>
     </w:p>
     <w:p>
@@ -1006,7 +981,7 @@
     <w:tbl>
       <w:tblPr>
         <w:tblStyle w:val="TableGrid"/>
-        <w:tblW w:w="0" w:type="auto"/>
+        <w:tblW w:w="14737" w:type="dxa"/>
         <w:tblBorders>
           <w:top w:val="none" w:sz="0" w:space="0" w:color="auto"/>
           <w:left w:val="none" w:sz="0" w:space="0" w:color="auto"/>
@@ -1018,13 +993,13 @@
         <w:tblLook w:val="04A0" w:firstRow="1" w:lastRow="0" w:firstColumn="1" w:lastColumn="0" w:noHBand="0" w:noVBand="1"/>
       </w:tblPr>
       <w:tblGrid>
-        <w:gridCol w:w="6974"/>
-        <w:gridCol w:w="6974"/>
+        <w:gridCol w:w="8500"/>
+        <w:gridCol w:w="6237"/>
       </w:tblGrid>
       <w:tr>
         <w:tc>
           <w:tcPr>
-            <w:tcW w:w="6974" w:type="dxa"/>
+            <w:tcW w:w="8500" w:type="dxa"/>
           </w:tcPr>
           <w:p>
             <w:pPr>
@@ -1518,7 +1493,7 @@
         </w:tc>
         <w:tc>
           <w:tcPr>
-            <w:tcW w:w="6974" w:type="dxa"/>
+            <w:tcW w:w="6237" w:type="dxa"/>
           </w:tcPr>
           <w:p>
             <w:pPr>
@@ -1536,7 +1511,6 @@
                 <w:bCs/>
                 <w:lang w:val="sv-SE"/>
               </w:rPr>
-              <w:lastRenderedPageBreak/>
               <w:t>Rekap Umum Kepala Sekolah</w:t>
             </w:r>
           </w:p>
@@ -1557,17 +1531,18 @@
               <w:tblLook w:val="04A0" w:firstRow="1" w:lastRow="0" w:firstColumn="1" w:lastColumn="0" w:noHBand="0" w:noVBand="1"/>
             </w:tblPr>
             <w:tblGrid>
-              <w:gridCol w:w="3688"/>
-              <w:gridCol w:w="2977"/>
+              <w:gridCol w:w="3644"/>
+              <w:gridCol w:w="2367"/>
             </w:tblGrid>
             <w:tr>
               <w:tc>
                 <w:tcPr>
-                  <w:tcW w:w="3688" w:type="dxa"/>
+                  <w:tcW w:w="4964" w:type="dxa"/>
                   <w:shd w:val="clear" w:color="auto" w:fill="9CC2E5" w:themeFill="accent5" w:themeFillTint="99"/>
                 </w:tcPr>
                 <w:p>
                   <w:pPr>
+                    <w:jc w:val="center"/>
                     <w:rPr>
                       <w:rFonts w:ascii="Times New Roman" w:hAnsi="Times New Roman" w:cs="Times New Roman"/>
                       <w:b/>
@@ -1588,11 +1563,12 @@
               </w:tc>
               <w:tc>
                 <w:tcPr>
-                  <w:tcW w:w="2977" w:type="dxa"/>
+                  <w:tcW w:w="2552" w:type="dxa"/>
                   <w:shd w:val="clear" w:color="auto" w:fill="9CC2E5" w:themeFill="accent5" w:themeFillTint="99"/>
                 </w:tcPr>
                 <w:p>
                   <w:pPr>
+                    <w:jc w:val="center"/>
                     <w:rPr>
                       <w:rFonts w:ascii="Times New Roman" w:hAnsi="Times New Roman" w:cs="Times New Roman"/>
                       <w:b/>
@@ -1615,7 +1591,7 @@
             <w:tr>
               <w:tc>
                 <w:tcPr>
-                  <w:tcW w:w="3688" w:type="dxa"/>
+                  <w:tcW w:w="4964" w:type="dxa"/>
                   <w:vAlign w:val="center"/>
                 </w:tcPr>
                 <w:p>
@@ -1638,7 +1614,7 @@
               </w:tc>
               <w:tc>
                 <w:tcPr>
-                  <w:tcW w:w="2977" w:type="dxa"/>
+                  <w:tcW w:w="2552" w:type="dxa"/>
                   <w:vAlign w:val="center"/>
                 </w:tcPr>
                 <w:p>
@@ -1662,7 +1638,7 @@
             <w:tr>
               <w:tc>
                 <w:tcPr>
-                  <w:tcW w:w="3688" w:type="dxa"/>
+                  <w:tcW w:w="4964" w:type="dxa"/>
                   <w:vAlign w:val="center"/>
                 </w:tcPr>
                 <w:p>
@@ -1685,7 +1661,7 @@
               </w:tc>
               <w:tc>
                 <w:tcPr>
-                  <w:tcW w:w="2977" w:type="dxa"/>
+                  <w:tcW w:w="2552" w:type="dxa"/>
                   <w:vAlign w:val="center"/>
                 </w:tcPr>
                 <w:p>
@@ -1715,7 +1691,7 @@
             <w:tr>
               <w:tc>
                 <w:tcPr>
-                  <w:tcW w:w="3688" w:type="dxa"/>
+                  <w:tcW w:w="4964" w:type="dxa"/>
                   <w:vAlign w:val="center"/>
                 </w:tcPr>
                 <w:p>
@@ -1738,7 +1714,7 @@
               </w:tc>
               <w:tc>
                 <w:tcPr>
-                  <w:tcW w:w="2977" w:type="dxa"/>
+                  <w:tcW w:w="2552" w:type="dxa"/>
                   <w:vAlign w:val="center"/>
                 </w:tcPr>
                 <w:p>
@@ -1762,7 +1738,7 @@
             <w:tr>
               <w:tc>
                 <w:tcPr>
-                  <w:tcW w:w="3688" w:type="dxa"/>
+                  <w:tcW w:w="4964" w:type="dxa"/>
                   <w:vAlign w:val="center"/>
                 </w:tcPr>
                 <w:p>
@@ -1785,7 +1761,7 @@
               </w:tc>
               <w:tc>
                 <w:tcPr>
-                  <w:tcW w:w="2977" w:type="dxa"/>
+                  <w:tcW w:w="2552" w:type="dxa"/>
                   <w:vAlign w:val="center"/>
                 </w:tcPr>
                 <w:p>
@@ -1809,7 +1785,7 @@
             <w:tr>
               <w:tc>
                 <w:tcPr>
-                  <w:tcW w:w="3688" w:type="dxa"/>
+                  <w:tcW w:w="4964" w:type="dxa"/>
                   <w:vAlign w:val="center"/>
                 </w:tcPr>
                 <w:p>
@@ -1831,7 +1807,7 @@
               </w:tc>
               <w:tc>
                 <w:tcPr>
-                  <w:tcW w:w="2977" w:type="dxa"/>
+                  <w:tcW w:w="2552" w:type="dxa"/>
                   <w:vAlign w:val="center"/>
                 </w:tcPr>
                 <w:p>
@@ -1855,7 +1831,7 @@
             <w:tr>
               <w:tc>
                 <w:tcPr>
-                  <w:tcW w:w="3688" w:type="dxa"/>
+                  <w:tcW w:w="4964" w:type="dxa"/>
                   <w:vAlign w:val="center"/>
                 </w:tcPr>
                 <w:p>
@@ -1877,7 +1853,7 @@
               </w:tc>
               <w:tc>
                 <w:tcPr>
-                  <w:tcW w:w="2977" w:type="dxa"/>
+                  <w:tcW w:w="2552" w:type="dxa"/>
                   <w:vAlign w:val="center"/>
                 </w:tcPr>
                 <w:p>
@@ -1901,7 +1877,7 @@
             <w:tr>
               <w:tc>
                 <w:tcPr>
-                  <w:tcW w:w="3688" w:type="dxa"/>
+                  <w:tcW w:w="4964" w:type="dxa"/>
                   <w:vAlign w:val="center"/>
                 </w:tcPr>
                 <w:p>
@@ -1931,7 +1907,7 @@
               </w:tc>
               <w:tc>
                 <w:tcPr>
-                  <w:tcW w:w="2977" w:type="dxa"/>
+                  <w:tcW w:w="2552" w:type="dxa"/>
                   <w:vAlign w:val="center"/>
                 </w:tcPr>
                 <w:p>
@@ -2000,6 +1976,7 @@
     <w:p>
       <w:pPr>
         <w:spacing w:after="0"/>
+        <w:jc w:val="both"/>
         <w:rPr>
           <w:rFonts w:ascii="Times New Roman" w:hAnsi="Times New Roman" w:cs="Times New Roman"/>
           <w:lang w:val="sv-SE"/>
@@ -2015,7 +1992,7 @@
     </w:p>
     <w:sectPr>
       <w:pgSz w:w="16838" w:h="11906" w:orient="landscape"/>
-      <w:pgMar w:top="1440" w:right="1440" w:bottom="1440" w:left="1440" w:header="708" w:footer="708" w:gutter="0"/>
+      <w:pgMar w:top="567" w:right="1077" w:bottom="567" w:left="1077" w:header="709" w:footer="709" w:gutter="0"/>
       <w:cols w:space="708"/>
       <w:docGrid w:linePitch="360"/>
     </w:sectPr>
@@ -2797,7 +2774,6 @@
   <w:style w:type="character" w:default="1" w:styleId="DefaultParagraphFont">
     <w:name w:val="Default Paragraph Font"/>
     <w:uiPriority w:val="1"/>
-    <w:semiHidden/>
     <w:unhideWhenUsed/>
   </w:style>
   <w:style w:type="table" w:default="1" w:styleId="TableNormal">

--- a/public/rekap_b.docx
+++ b/public/rekap_b.docx
@@ -775,17 +775,6 @@
           <w:lang w:val="sv-SE"/>
         </w:rPr>
       </w:pPr>
-    </w:p>
-    <w:p>
-      <w:pPr>
-        <w:spacing w:after="0"/>
-        <w:rPr>
-          <w:rFonts w:ascii="Times New Roman" w:hAnsi="Times New Roman" w:cs="Times New Roman"/>
-          <w:b/>
-          <w:bCs/>
-          <w:lang w:val="sv-SE"/>
-        </w:rPr>
-      </w:pPr>
       <w:r>
         <w:rPr>
           <w:rFonts w:ascii="Times New Roman" w:hAnsi="Times New Roman" w:cs="Times New Roman"/>
@@ -1511,7 +1500,25 @@
                 <w:bCs/>
                 <w:lang w:val="sv-SE"/>
               </w:rPr>
-              <w:t>Rekap Umum Kepala Sekolah</w:t>
+              <w:t>Rekap</w:t>
+            </w:r>
+            <w:r>
+              <w:rPr>
+                <w:rFonts w:ascii="Times New Roman" w:hAnsi="Times New Roman" w:cs="Times New Roman"/>
+                <w:b/>
+                <w:bCs/>
+                <w:lang w:val="sv-SE"/>
+              </w:rPr>
+              <w:t>itulasi</w:t>
+            </w:r>
+            <w:r>
+              <w:rPr>
+                <w:rFonts w:ascii="Times New Roman" w:hAnsi="Times New Roman" w:cs="Times New Roman"/>
+                <w:b/>
+                <w:bCs/>
+                <w:lang w:val="sv-SE"/>
+              </w:rPr>
+              <w:t xml:space="preserve"> Umum Kepala Sekolah</w:t>
             </w:r>
           </w:p>
           <w:p>
@@ -1942,6 +1949,17 @@
         </w:tc>
       </w:tr>
     </w:tbl>
+    <w:p>
+      <w:pPr>
+        <w:spacing w:after="0"/>
+        <w:rPr>
+          <w:rFonts w:ascii="Times New Roman" w:hAnsi="Times New Roman" w:cs="Times New Roman"/>
+          <w:b/>
+          <w:bCs/>
+          <w:lang w:val="sv-SE"/>
+        </w:rPr>
+      </w:pPr>
+    </w:p>
     <w:p>
       <w:pPr>
         <w:spacing w:after="0"/>

--- a/public/rekap_b.docx
+++ b/public/rekap_b.docx
@@ -186,12 +186,12 @@
         <w:gridCol w:w="562"/>
         <w:gridCol w:w="1843"/>
         <w:gridCol w:w="3119"/>
-        <w:gridCol w:w="2551"/>
+        <w:gridCol w:w="2693"/>
         <w:gridCol w:w="709"/>
         <w:gridCol w:w="850"/>
         <w:gridCol w:w="1134"/>
         <w:gridCol w:w="1276"/>
-        <w:gridCol w:w="2693"/>
+        <w:gridCol w:w="2551"/>
       </w:tblGrid>
       <w:tr>
         <w:trPr>
@@ -292,7 +292,7 @@
         </w:tc>
         <w:tc>
           <w:tcPr>
-            <w:tcW w:w="2551" w:type="dxa"/>
+            <w:tcW w:w="2693" w:type="dxa"/>
             <w:shd w:val="clear" w:color="auto" w:fill="9CC2E5" w:themeFill="accent5" w:themeFillTint="99"/>
             <w:vAlign w:val="center"/>
           </w:tcPr>
@@ -457,7 +457,7 @@
         </w:tc>
         <w:tc>
           <w:tcPr>
-            <w:tcW w:w="2693" w:type="dxa"/>
+            <w:tcW w:w="2551" w:type="dxa"/>
             <w:shd w:val="clear" w:color="auto" w:fill="9CC2E5" w:themeFill="accent5" w:themeFillTint="99"/>
             <w:vAlign w:val="center"/>
           </w:tcPr>
@@ -590,7 +590,7 @@
         </w:tc>
         <w:tc>
           <w:tcPr>
-            <w:tcW w:w="2551" w:type="dxa"/>
+            <w:tcW w:w="2693" w:type="dxa"/>
             <w:vAlign w:val="center"/>
           </w:tcPr>
           <w:p>
@@ -718,7 +718,7 @@
         </w:tc>
         <w:tc>
           <w:tcPr>
-            <w:tcW w:w="2693" w:type="dxa"/>
+            <w:tcW w:w="2551" w:type="dxa"/>
             <w:vAlign w:val="center"/>
           </w:tcPr>
           <w:p>
@@ -1615,7 +1615,21 @@
                       <w:rFonts w:ascii="Times New Roman" w:hAnsi="Times New Roman" w:cs="Times New Roman"/>
                       <w:lang w:val="sv-SE"/>
                     </w:rPr>
-                    <w:t>Jumlah Guru Disupervisi</w:t>
+                    <w:t xml:space="preserve">Jumlah Guru </w:t>
+                  </w:r>
+                  <w:r>
+                    <w:rPr>
+                      <w:rFonts w:ascii="Times New Roman" w:hAnsi="Times New Roman" w:cs="Times New Roman"/>
+                      <w:lang w:val="sv-SE"/>
+                    </w:rPr>
+                    <w:t xml:space="preserve">yang </w:t>
+                  </w:r>
+                  <w:r>
+                    <w:rPr>
+                      <w:rFonts w:ascii="Times New Roman" w:hAnsi="Times New Roman" w:cs="Times New Roman"/>
+                      <w:lang w:val="sv-SE"/>
+                    </w:rPr>
+                    <w:t>Disupervisi</w:t>
                   </w:r>
                 </w:p>
               </w:tc>
@@ -1636,6 +1650,7 @@
                   <w:r>
                     <w:rPr>
                       <w:rFonts w:ascii="Times New Roman" w:hAnsi="Times New Roman" w:cs="Times New Roman"/>
+                      <w:lang w:val="sv-SE"/>
                     </w:rPr>
                     <w:t>{stat_total}</w:t>
                   </w:r>
@@ -1683,14 +1698,9 @@
                   <w:r>
                     <w:rPr>
                       <w:rFonts w:ascii="Times New Roman" w:hAnsi="Times New Roman" w:cs="Times New Roman"/>
-                    </w:rPr>
-                    <w:t>{stat_rata}</w:t>
-                  </w:r>
-                  <w:r>
-                    <w:rPr>
-                      <w:rFonts w:ascii="Times New Roman" w:hAnsi="Times New Roman" w:cs="Times New Roman"/>
-                    </w:rPr>
-                    <w:t>%</w:t>
+                      <w:lang w:val="sv-SE"/>
+                    </w:rPr>
+                    <w:t>{stat_rata}%</w:t>
                   </w:r>
                 </w:p>
               </w:tc>
@@ -1736,6 +1746,7 @@
                   <w:r>
                     <w:rPr>
                       <w:rFonts w:ascii="Times New Roman" w:hAnsi="Times New Roman" w:cs="Times New Roman"/>
+                      <w:lang w:val="sv-SE"/>
                     </w:rPr>
                     <w:t>{stat_mayoritas}</w:t>
                   </w:r>
@@ -2792,6 +2803,7 @@
   <w:style w:type="character" w:default="1" w:styleId="DefaultParagraphFont">
     <w:name w:val="Default Paragraph Font"/>
     <w:uiPriority w:val="1"/>
+    <w:semiHidden/>
     <w:unhideWhenUsed/>
   </w:style>
   <w:style w:type="table" w:default="1" w:styleId="TableNormal">
